--- a/Section-16.docx
+++ b/Section-16.docx
@@ -7,12 +7,16 @@
         <w:pStyle w:val="Heading1"/>
         <w:rPr>
           <w:rFonts w:ascii="Cambria" w:hAnsi="Cambria"/>
+          <w:sz w:val="20"/>
+          <w:szCs w:val="20"/>
         </w:rPr>
       </w:pPr>
       <w:r>
         <w:rPr>
           <w:rFonts w:ascii="Cambria" w:hAnsi="Cambria"/>
           <w:caps w:val="0"/>
+          <w:sz w:val="20"/>
+          <w:szCs w:val="20"/>
         </w:rPr>
         <w:t>BAR PLOT FROM PANDAS DATAFRAME</w:t>
       </w:r>
@@ -21,15 +25,11 @@
       <w:pPr>
         <w:rPr>
           <w:rFonts w:ascii="Cambria" w:hAnsi="Cambria"/>
-          <w:sz w:val="22"/>
-          <w:szCs w:val="22"/>
-        </w:rPr>
-      </w:pPr>
-      <w:r>
-        <w:rPr>
-          <w:rFonts w:ascii="Cambria" w:hAnsi="Cambria"/>
-          <w:sz w:val="22"/>
-          <w:szCs w:val="22"/>
+        </w:rPr>
+      </w:pPr>
+      <w:r>
+        <w:rPr>
+          <w:rFonts w:ascii="Cambria" w:hAnsi="Cambria"/>
         </w:rPr>
         <w:t xml:space="preserve">A </w:t>
       </w:r>
@@ -38,16 +38,12 @@
           <w:rFonts w:ascii="Cambria" w:hAnsi="Cambria"/>
           <w:b/>
           <w:bCs/>
-          <w:sz w:val="22"/>
-          <w:szCs w:val="22"/>
         </w:rPr>
         <w:t>BAR PLOT</w:t>
       </w:r>
       <w:r>
         <w:rPr>
           <w:rFonts w:ascii="Cambria" w:hAnsi="Cambria"/>
-          <w:sz w:val="22"/>
-          <w:szCs w:val="22"/>
         </w:rPr>
         <w:t xml:space="preserve"> SHOWS </w:t>
       </w:r>
@@ -56,16 +52,12 @@
           <w:rFonts w:ascii="Cambria" w:hAnsi="Cambria"/>
           <w:b/>
           <w:bCs/>
-          <w:sz w:val="22"/>
-          <w:szCs w:val="22"/>
         </w:rPr>
         <w:t>CATEGORIES</w:t>
       </w:r>
       <w:r>
         <w:rPr>
           <w:rFonts w:ascii="Cambria" w:hAnsi="Cambria"/>
-          <w:sz w:val="22"/>
-          <w:szCs w:val="22"/>
         </w:rPr>
         <w:t xml:space="preserve"> AND THEIR </w:t>
       </w:r>
@@ -74,16 +66,12 @@
           <w:rFonts w:ascii="Cambria" w:hAnsi="Cambria"/>
           <w:b/>
           <w:bCs/>
-          <w:sz w:val="22"/>
-          <w:szCs w:val="22"/>
         </w:rPr>
         <w:t>VALUES</w:t>
       </w:r>
       <w:r>
         <w:rPr>
           <w:rFonts w:ascii="Cambria" w:hAnsi="Cambria"/>
-          <w:sz w:val="22"/>
-          <w:szCs w:val="22"/>
         </w:rPr>
         <w:t>.</w:t>
       </w:r>
@@ -93,16 +81,12 @@
         <w:pStyle w:val="Heading2"/>
         <w:rPr>
           <w:rFonts w:ascii="Cambria" w:hAnsi="Cambria"/>
-          <w:sz w:val="22"/>
-          <w:szCs w:val="22"/>
         </w:rPr>
       </w:pPr>
       <w:r>
         <w:rPr>
           <w:rFonts w:ascii="Cambria" w:hAnsi="Cambria"/>
           <w:caps w:val="0"/>
-          <w:sz w:val="22"/>
-          <w:szCs w:val="22"/>
         </w:rPr>
         <w:t>EXAMPLE</w:t>
       </w:r>
@@ -111,15 +95,11 @@
       <w:pPr>
         <w:rPr>
           <w:rFonts w:ascii="Cambria" w:hAnsi="Cambria"/>
-          <w:sz w:val="22"/>
-          <w:szCs w:val="22"/>
-        </w:rPr>
-      </w:pPr>
-      <w:r>
-        <w:rPr>
-          <w:rFonts w:ascii="Cambria" w:hAnsi="Cambria"/>
-          <w:sz w:val="22"/>
-          <w:szCs w:val="22"/>
+        </w:rPr>
+      </w:pPr>
+      <w:r>
+        <w:rPr>
+          <w:rFonts w:ascii="Cambria" w:hAnsi="Cambria"/>
         </w:rPr>
         <w:t>IMPORT PANDAS AS PD</w:t>
       </w:r>
@@ -128,15 +108,11 @@
       <w:pPr>
         <w:rPr>
           <w:rFonts w:ascii="Cambria" w:hAnsi="Cambria"/>
-          <w:sz w:val="22"/>
-          <w:szCs w:val="22"/>
-        </w:rPr>
-      </w:pPr>
-      <w:r>
-        <w:rPr>
-          <w:rFonts w:ascii="Cambria" w:hAnsi="Cambria"/>
-          <w:sz w:val="22"/>
-          <w:szCs w:val="22"/>
+        </w:rPr>
+      </w:pPr>
+      <w:r>
+        <w:rPr>
+          <w:rFonts w:ascii="Cambria" w:hAnsi="Cambria"/>
         </w:rPr>
         <w:t>IMPORT MATPLOTLIB.PYPLOT AS PLT</w:t>
       </w:r>
@@ -145,15 +121,11 @@
       <w:pPr>
         <w:rPr>
           <w:rFonts w:ascii="Cambria" w:hAnsi="Cambria"/>
-          <w:sz w:val="22"/>
-          <w:szCs w:val="22"/>
-        </w:rPr>
-      </w:pPr>
-      <w:r>
-        <w:rPr>
-          <w:rFonts w:ascii="Cambria" w:hAnsi="Cambria"/>
-          <w:sz w:val="22"/>
-          <w:szCs w:val="22"/>
+        </w:rPr>
+      </w:pPr>
+      <w:r>
+        <w:rPr>
+          <w:rFonts w:ascii="Cambria" w:hAnsi="Cambria"/>
         </w:rPr>
         <w:t>DATA = {</w:t>
       </w:r>
@@ -162,15 +134,11 @@
       <w:pPr>
         <w:rPr>
           <w:rFonts w:ascii="Cambria" w:hAnsi="Cambria"/>
-          <w:sz w:val="22"/>
-          <w:szCs w:val="22"/>
-        </w:rPr>
-      </w:pPr>
-      <w:r>
-        <w:rPr>
-          <w:rFonts w:ascii="Cambria" w:hAnsi="Cambria"/>
-          <w:sz w:val="22"/>
-          <w:szCs w:val="22"/>
+        </w:rPr>
+      </w:pPr>
+      <w:r>
+        <w:rPr>
+          <w:rFonts w:ascii="Cambria" w:hAnsi="Cambria"/>
         </w:rPr>
         <w:t xml:space="preserve">    'FRUITS': ['APPLE', 'BANANA', 'MANGO'],</w:t>
       </w:r>
@@ -179,15 +147,11 @@
       <w:pPr>
         <w:rPr>
           <w:rFonts w:ascii="Cambria" w:hAnsi="Cambria"/>
-          <w:sz w:val="22"/>
-          <w:szCs w:val="22"/>
-        </w:rPr>
-      </w:pPr>
-      <w:r>
-        <w:rPr>
-          <w:rFonts w:ascii="Cambria" w:hAnsi="Cambria"/>
-          <w:sz w:val="22"/>
-          <w:szCs w:val="22"/>
+        </w:rPr>
+      </w:pPr>
+      <w:r>
+        <w:rPr>
+          <w:rFonts w:ascii="Cambria" w:hAnsi="Cambria"/>
         </w:rPr>
         <w:t xml:space="preserve">    'SALES': [30, 20, 40]</w:t>
       </w:r>
@@ -196,15 +160,11 @@
       <w:pPr>
         <w:rPr>
           <w:rFonts w:ascii="Cambria" w:hAnsi="Cambria"/>
-          <w:sz w:val="22"/>
-          <w:szCs w:val="22"/>
-        </w:rPr>
-      </w:pPr>
-      <w:r>
-        <w:rPr>
-          <w:rFonts w:ascii="Cambria" w:hAnsi="Cambria"/>
-          <w:sz w:val="22"/>
-          <w:szCs w:val="22"/>
+        </w:rPr>
+      </w:pPr>
+      <w:r>
+        <w:rPr>
+          <w:rFonts w:ascii="Cambria" w:hAnsi="Cambria"/>
         </w:rPr>
         <w:t>}</w:t>
       </w:r>
@@ -213,15 +173,11 @@
       <w:pPr>
         <w:rPr>
           <w:rFonts w:ascii="Cambria" w:hAnsi="Cambria"/>
-          <w:sz w:val="22"/>
-          <w:szCs w:val="22"/>
-        </w:rPr>
-      </w:pPr>
-      <w:r>
-        <w:rPr>
-          <w:rFonts w:ascii="Cambria" w:hAnsi="Cambria"/>
-          <w:sz w:val="22"/>
-          <w:szCs w:val="22"/>
+        </w:rPr>
+      </w:pPr>
+      <w:r>
+        <w:rPr>
+          <w:rFonts w:ascii="Cambria" w:hAnsi="Cambria"/>
         </w:rPr>
         <w:t>DF = PD.DATAFRAME(DATA)</w:t>
       </w:r>
@@ -230,15 +186,11 @@
       <w:pPr>
         <w:rPr>
           <w:rFonts w:ascii="Cambria" w:hAnsi="Cambria"/>
-          <w:sz w:val="22"/>
-          <w:szCs w:val="22"/>
-        </w:rPr>
-      </w:pPr>
-      <w:r>
-        <w:rPr>
-          <w:rFonts w:ascii="Cambria" w:hAnsi="Cambria"/>
-          <w:sz w:val="22"/>
-          <w:szCs w:val="22"/>
+        </w:rPr>
+      </w:pPr>
+      <w:r>
+        <w:rPr>
+          <w:rFonts w:ascii="Cambria" w:hAnsi="Cambria"/>
         </w:rPr>
         <w:t>DF.PLOT(KIND='BAR', X='FRUITS', Y='SALES')</w:t>
       </w:r>
@@ -247,15 +199,11 @@
       <w:pPr>
         <w:rPr>
           <w:rFonts w:ascii="Cambria" w:hAnsi="Cambria"/>
-          <w:sz w:val="22"/>
-          <w:szCs w:val="22"/>
-        </w:rPr>
-      </w:pPr>
-      <w:r>
-        <w:rPr>
-          <w:rFonts w:ascii="Cambria" w:hAnsi="Cambria"/>
-          <w:sz w:val="22"/>
-          <w:szCs w:val="22"/>
+        </w:rPr>
+      </w:pPr>
+      <w:r>
+        <w:rPr>
+          <w:rFonts w:ascii="Cambria" w:hAnsi="Cambria"/>
         </w:rPr>
         <w:t>PLT.SHOW()</w:t>
       </w:r>
@@ -265,16 +213,12 @@
         <w:pStyle w:val="Heading2"/>
         <w:rPr>
           <w:rFonts w:ascii="Cambria" w:hAnsi="Cambria"/>
-          <w:sz w:val="22"/>
-          <w:szCs w:val="22"/>
         </w:rPr>
       </w:pPr>
       <w:r>
         <w:rPr>
           <w:rFonts w:ascii="Cambria" w:hAnsi="Cambria"/>
           <w:caps w:val="0"/>
-          <w:sz w:val="22"/>
-          <w:szCs w:val="22"/>
         </w:rPr>
         <w:t>KEY POINTS</w:t>
       </w:r>
@@ -287,15 +231,11 @@
         </w:numPr>
         <w:rPr>
           <w:rFonts w:ascii="Cambria" w:hAnsi="Cambria"/>
-          <w:sz w:val="22"/>
-          <w:szCs w:val="22"/>
-        </w:rPr>
-      </w:pPr>
-      <w:r>
-        <w:rPr>
-          <w:rFonts w:ascii="Cambria" w:hAnsi="Cambria"/>
-          <w:sz w:val="22"/>
-          <w:szCs w:val="22"/>
+        </w:rPr>
+      </w:pPr>
+      <w:r>
+        <w:rPr>
+          <w:rFonts w:ascii="Cambria" w:hAnsi="Cambria"/>
         </w:rPr>
         <w:t xml:space="preserve">DF.PLOT() IS </w:t>
       </w:r>
@@ -304,8 +244,6 @@
           <w:rFonts w:ascii="Cambria" w:hAnsi="Cambria"/>
           <w:b/>
           <w:bCs/>
-          <w:sz w:val="22"/>
-          <w:szCs w:val="22"/>
         </w:rPr>
         <w:t>EASY</w:t>
       </w:r>
@@ -318,15 +256,11 @@
         </w:numPr>
         <w:rPr>
           <w:rFonts w:ascii="Cambria" w:hAnsi="Cambria"/>
-          <w:sz w:val="22"/>
-          <w:szCs w:val="22"/>
-        </w:rPr>
-      </w:pPr>
-      <w:r>
-        <w:rPr>
-          <w:rFonts w:ascii="Cambria" w:hAnsi="Cambria"/>
-          <w:sz w:val="22"/>
-          <w:szCs w:val="22"/>
+        </w:rPr>
+      </w:pPr>
+      <w:r>
+        <w:rPr>
+          <w:rFonts w:ascii="Cambria" w:hAnsi="Cambria"/>
         </w:rPr>
         <w:t>KIND='BAR' MAKES A BAR CHART</w:t>
       </w:r>
@@ -339,15 +273,11 @@
         </w:numPr>
         <w:rPr>
           <w:rFonts w:ascii="Cambria" w:hAnsi="Cambria"/>
-          <w:sz w:val="22"/>
-          <w:szCs w:val="22"/>
-        </w:rPr>
-      </w:pPr>
-      <w:r>
-        <w:rPr>
-          <w:rFonts w:ascii="Cambria" w:hAnsi="Cambria"/>
-          <w:sz w:val="22"/>
-          <w:szCs w:val="22"/>
+        </w:rPr>
+      </w:pPr>
+      <w:r>
+        <w:rPr>
+          <w:rFonts w:ascii="Cambria" w:hAnsi="Cambria"/>
         </w:rPr>
         <w:t xml:space="preserve">USES </w:t>
       </w:r>
@@ -356,8 +286,6 @@
           <w:rFonts w:ascii="Cambria" w:hAnsi="Cambria"/>
           <w:b/>
           <w:bCs/>
-          <w:sz w:val="22"/>
-          <w:szCs w:val="22"/>
         </w:rPr>
         <w:t>MATPLOTLIB IN THE BACKGROUND</w:t>
       </w:r>
@@ -367,12 +295,16 @@
         <w:pStyle w:val="Heading1"/>
         <w:rPr>
           <w:rFonts w:ascii="Cambria" w:hAnsi="Cambria"/>
+          <w:sz w:val="20"/>
+          <w:szCs w:val="20"/>
         </w:rPr>
       </w:pPr>
       <w:r>
         <w:rPr>
           <w:rFonts w:ascii="Cambria" w:hAnsi="Cambria"/>
           <w:caps w:val="0"/>
+          <w:sz w:val="20"/>
+          <w:szCs w:val="20"/>
         </w:rPr>
         <w:t>PYPLOT VS OO (OBJECT-ORIENTED) METHODS</w:t>
       </w:r>
@@ -383,8 +315,6 @@
           <w:rFonts w:ascii="Cambria" w:hAnsi="Cambria"/>
           <w:b/>
           <w:bCs/>
-          <w:sz w:val="22"/>
-          <w:szCs w:val="22"/>
         </w:rPr>
       </w:pPr>
       <w:r>
@@ -392,8 +322,6 @@
           <w:rFonts w:ascii="Cambria" w:hAnsi="Cambria"/>
           <w:b/>
           <w:bCs/>
-          <w:sz w:val="22"/>
-          <w:szCs w:val="22"/>
         </w:rPr>
         <w:t>PYPLOT METHOD (SIMPLE WAY)</w:t>
       </w:r>
@@ -406,15 +334,11 @@
         </w:numPr>
         <w:rPr>
           <w:rFonts w:ascii="Cambria" w:hAnsi="Cambria"/>
-          <w:sz w:val="22"/>
-          <w:szCs w:val="22"/>
-        </w:rPr>
-      </w:pPr>
-      <w:r>
-        <w:rPr>
-          <w:rFonts w:ascii="Cambria" w:hAnsi="Cambria"/>
-          <w:sz w:val="22"/>
-          <w:szCs w:val="22"/>
+        </w:rPr>
+      </w:pPr>
+      <w:r>
+        <w:rPr>
+          <w:rFonts w:ascii="Cambria" w:hAnsi="Cambria"/>
         </w:rPr>
         <w:t>EASY FOR BEGINNERS</w:t>
       </w:r>
@@ -427,15 +351,11 @@
         </w:numPr>
         <w:rPr>
           <w:rFonts w:ascii="Cambria" w:hAnsi="Cambria"/>
-          <w:sz w:val="22"/>
-          <w:szCs w:val="22"/>
-        </w:rPr>
-      </w:pPr>
-      <w:r>
-        <w:rPr>
-          <w:rFonts w:ascii="Cambria" w:hAnsi="Cambria"/>
-          <w:sz w:val="22"/>
-          <w:szCs w:val="22"/>
+        </w:rPr>
+      </w:pPr>
+      <w:r>
+        <w:rPr>
+          <w:rFonts w:ascii="Cambria" w:hAnsi="Cambria"/>
         </w:rPr>
         <w:t>LESS CONTROL</w:t>
       </w:r>
@@ -448,15 +368,11 @@
         </w:numPr>
         <w:rPr>
           <w:rFonts w:ascii="Cambria" w:hAnsi="Cambria"/>
-          <w:sz w:val="22"/>
-          <w:szCs w:val="22"/>
-        </w:rPr>
-      </w:pPr>
-      <w:r>
-        <w:rPr>
-          <w:rFonts w:ascii="Cambria" w:hAnsi="Cambria"/>
-          <w:sz w:val="22"/>
-          <w:szCs w:val="22"/>
+        </w:rPr>
+      </w:pPr>
+      <w:r>
+        <w:rPr>
+          <w:rFonts w:ascii="Cambria" w:hAnsi="Cambria"/>
         </w:rPr>
         <w:t>USES PLT</w:t>
       </w:r>
@@ -466,16 +382,12 @@
         <w:pStyle w:val="Heading2"/>
         <w:rPr>
           <w:rFonts w:ascii="Cambria" w:hAnsi="Cambria"/>
-          <w:sz w:val="22"/>
-          <w:szCs w:val="22"/>
         </w:rPr>
       </w:pPr>
       <w:r>
         <w:rPr>
           <w:rFonts w:ascii="Cambria" w:hAnsi="Cambria"/>
           <w:caps w:val="0"/>
-          <w:sz w:val="22"/>
-          <w:szCs w:val="22"/>
         </w:rPr>
         <w:t>EXAMPLE</w:t>
       </w:r>
@@ -484,15 +396,11 @@
       <w:pPr>
         <w:rPr>
           <w:rFonts w:ascii="Cambria" w:hAnsi="Cambria"/>
-          <w:sz w:val="22"/>
-          <w:szCs w:val="22"/>
-        </w:rPr>
-      </w:pPr>
-      <w:r>
-        <w:rPr>
-          <w:rFonts w:ascii="Cambria" w:hAnsi="Cambria"/>
-          <w:sz w:val="22"/>
-          <w:szCs w:val="22"/>
+        </w:rPr>
+      </w:pPr>
+      <w:r>
+        <w:rPr>
+          <w:rFonts w:ascii="Cambria" w:hAnsi="Cambria"/>
         </w:rPr>
         <w:t>IMPORT MATPLOTLIB.PYPLOT AS PLT</w:t>
       </w:r>
@@ -501,15 +409,11 @@
       <w:pPr>
         <w:rPr>
           <w:rFonts w:ascii="Cambria" w:hAnsi="Cambria"/>
-          <w:sz w:val="22"/>
-          <w:szCs w:val="22"/>
-        </w:rPr>
-      </w:pPr>
-      <w:r>
-        <w:rPr>
-          <w:rFonts w:ascii="Cambria" w:hAnsi="Cambria"/>
-          <w:sz w:val="22"/>
-          <w:szCs w:val="22"/>
+        </w:rPr>
+      </w:pPr>
+      <w:r>
+        <w:rPr>
+          <w:rFonts w:ascii="Cambria" w:hAnsi="Cambria"/>
         </w:rPr>
         <w:t>PLT.PLOT([1,2,3], [4,5,6])</w:t>
       </w:r>
@@ -518,15 +422,11 @@
       <w:pPr>
         <w:rPr>
           <w:rFonts w:ascii="Cambria" w:hAnsi="Cambria"/>
-          <w:sz w:val="22"/>
-          <w:szCs w:val="22"/>
-        </w:rPr>
-      </w:pPr>
-      <w:r>
-        <w:rPr>
-          <w:rFonts w:ascii="Cambria" w:hAnsi="Cambria"/>
-          <w:sz w:val="22"/>
-          <w:szCs w:val="22"/>
+        </w:rPr>
+      </w:pPr>
+      <w:r>
+        <w:rPr>
+          <w:rFonts w:ascii="Cambria" w:hAnsi="Cambria"/>
         </w:rPr>
         <w:t>PLT.TITLE("MY PLOT")</w:t>
       </w:r>
@@ -535,15 +435,11 @@
       <w:pPr>
         <w:rPr>
           <w:rFonts w:ascii="Cambria" w:hAnsi="Cambria"/>
-          <w:sz w:val="22"/>
-          <w:szCs w:val="22"/>
-        </w:rPr>
-      </w:pPr>
-      <w:r>
-        <w:rPr>
-          <w:rFonts w:ascii="Cambria" w:hAnsi="Cambria"/>
-          <w:sz w:val="22"/>
-          <w:szCs w:val="22"/>
+        </w:rPr>
+      </w:pPr>
+      <w:r>
+        <w:rPr>
+          <w:rFonts w:ascii="Cambria" w:hAnsi="Cambria"/>
         </w:rPr>
         <w:t>PLT.SHOW()</w:t>
       </w:r>
@@ -553,12 +449,16 @@
         <w:pStyle w:val="Heading1"/>
         <w:rPr>
           <w:rFonts w:ascii="Cambria" w:hAnsi="Cambria"/>
+          <w:sz w:val="20"/>
+          <w:szCs w:val="20"/>
         </w:rPr>
       </w:pPr>
       <w:r>
         <w:rPr>
           <w:rFonts w:ascii="Cambria" w:hAnsi="Cambria"/>
           <w:caps w:val="0"/>
+          <w:sz w:val="20"/>
+          <w:szCs w:val="20"/>
         </w:rPr>
         <w:t>OO (OBJECT-ORIENTED) METHOD</w:t>
       </w:r>
@@ -571,15 +471,11 @@
         </w:numPr>
         <w:rPr>
           <w:rFonts w:ascii="Cambria" w:hAnsi="Cambria"/>
-          <w:sz w:val="22"/>
-          <w:szCs w:val="22"/>
-        </w:rPr>
-      </w:pPr>
-      <w:r>
-        <w:rPr>
-          <w:rFonts w:ascii="Cambria" w:hAnsi="Cambria"/>
-          <w:sz w:val="22"/>
-          <w:szCs w:val="22"/>
+        </w:rPr>
+      </w:pPr>
+      <w:r>
+        <w:rPr>
+          <w:rFonts w:ascii="Cambria" w:hAnsi="Cambria"/>
         </w:rPr>
         <w:t>MORE CONTROL</w:t>
       </w:r>
@@ -592,17 +488,12 @@
         </w:numPr>
         <w:rPr>
           <w:rFonts w:ascii="Cambria" w:hAnsi="Cambria"/>
-          <w:sz w:val="22"/>
-          <w:szCs w:val="22"/>
-        </w:rPr>
-      </w:pPr>
-      <w:r>
-        <w:rPr>
-          <w:rFonts w:ascii="Cambria" w:hAnsi="Cambria"/>
-          <w:sz w:val="22"/>
-          <w:szCs w:val="22"/>
-        </w:rPr>
-        <w:lastRenderedPageBreak/>
+        </w:rPr>
+      </w:pPr>
+      <w:r>
+        <w:rPr>
+          <w:rFonts w:ascii="Cambria" w:hAnsi="Cambria"/>
+        </w:rPr>
         <w:t>USED IN REAL PROJECTS</w:t>
       </w:r>
     </w:p>
@@ -614,16 +505,13 @@
         </w:numPr>
         <w:rPr>
           <w:rFonts w:ascii="Cambria" w:hAnsi="Cambria"/>
-          <w:sz w:val="22"/>
-          <w:szCs w:val="22"/>
-        </w:rPr>
-      </w:pPr>
-      <w:r>
-        <w:rPr>
-          <w:rFonts w:ascii="Cambria" w:hAnsi="Cambria"/>
-          <w:sz w:val="22"/>
-          <w:szCs w:val="22"/>
-        </w:rPr>
+        </w:rPr>
+      </w:pPr>
+      <w:r>
+        <w:rPr>
+          <w:rFonts w:ascii="Cambria" w:hAnsi="Cambria"/>
+        </w:rPr>
+        <w:lastRenderedPageBreak/>
         <w:t xml:space="preserve">USES </w:t>
       </w:r>
       <w:r>
@@ -631,16 +519,12 @@
           <w:rFonts w:ascii="Cambria" w:hAnsi="Cambria"/>
           <w:b/>
           <w:bCs/>
-          <w:sz w:val="22"/>
-          <w:szCs w:val="22"/>
         </w:rPr>
         <w:t>FIGURE</w:t>
       </w:r>
       <w:r>
         <w:rPr>
           <w:rFonts w:ascii="Cambria" w:hAnsi="Cambria"/>
-          <w:sz w:val="22"/>
-          <w:szCs w:val="22"/>
         </w:rPr>
         <w:t xml:space="preserve"> AND </w:t>
       </w:r>
@@ -649,8 +533,6 @@
           <w:rFonts w:ascii="Cambria" w:hAnsi="Cambria"/>
           <w:b/>
           <w:bCs/>
-          <w:sz w:val="22"/>
-          <w:szCs w:val="22"/>
         </w:rPr>
         <w:t>AXES</w:t>
       </w:r>
@@ -660,16 +542,12 @@
         <w:pStyle w:val="Heading2"/>
         <w:rPr>
           <w:rFonts w:ascii="Cambria" w:hAnsi="Cambria"/>
-          <w:sz w:val="22"/>
-          <w:szCs w:val="22"/>
         </w:rPr>
       </w:pPr>
       <w:r>
         <w:rPr>
           <w:rFonts w:ascii="Cambria" w:hAnsi="Cambria"/>
           <w:caps w:val="0"/>
-          <w:sz w:val="22"/>
-          <w:szCs w:val="22"/>
         </w:rPr>
         <w:t>EXAMPLE</w:t>
       </w:r>
@@ -678,15 +556,11 @@
       <w:pPr>
         <w:rPr>
           <w:rFonts w:ascii="Cambria" w:hAnsi="Cambria"/>
-          <w:sz w:val="22"/>
-          <w:szCs w:val="22"/>
-        </w:rPr>
-      </w:pPr>
-      <w:r>
-        <w:rPr>
-          <w:rFonts w:ascii="Cambria" w:hAnsi="Cambria"/>
-          <w:sz w:val="22"/>
-          <w:szCs w:val="22"/>
+        </w:rPr>
+      </w:pPr>
+      <w:r>
+        <w:rPr>
+          <w:rFonts w:ascii="Cambria" w:hAnsi="Cambria"/>
         </w:rPr>
         <w:t>IMPORT MATPLOTLIB.PYPLOT AS PLT</w:t>
       </w:r>
@@ -695,15 +569,11 @@
       <w:pPr>
         <w:rPr>
           <w:rFonts w:ascii="Cambria" w:hAnsi="Cambria"/>
-          <w:sz w:val="22"/>
-          <w:szCs w:val="22"/>
-        </w:rPr>
-      </w:pPr>
-      <w:r>
-        <w:rPr>
-          <w:rFonts w:ascii="Cambria" w:hAnsi="Cambria"/>
-          <w:sz w:val="22"/>
-          <w:szCs w:val="22"/>
+        </w:rPr>
+      </w:pPr>
+      <w:r>
+        <w:rPr>
+          <w:rFonts w:ascii="Cambria" w:hAnsi="Cambria"/>
         </w:rPr>
         <w:t>FIG, AX = PLT.SUBPLOTS()</w:t>
       </w:r>
@@ -712,15 +582,11 @@
       <w:pPr>
         <w:rPr>
           <w:rFonts w:ascii="Cambria" w:hAnsi="Cambria"/>
-          <w:sz w:val="22"/>
-          <w:szCs w:val="22"/>
-        </w:rPr>
-      </w:pPr>
-      <w:r>
-        <w:rPr>
-          <w:rFonts w:ascii="Cambria" w:hAnsi="Cambria"/>
-          <w:sz w:val="22"/>
-          <w:szCs w:val="22"/>
+        </w:rPr>
+      </w:pPr>
+      <w:r>
+        <w:rPr>
+          <w:rFonts w:ascii="Cambria" w:hAnsi="Cambria"/>
         </w:rPr>
         <w:t>AX.PLOT([1,2,3], [4,5,6])</w:t>
       </w:r>
@@ -729,15 +595,11 @@
       <w:pPr>
         <w:rPr>
           <w:rFonts w:ascii="Cambria" w:hAnsi="Cambria"/>
-          <w:sz w:val="22"/>
-          <w:szCs w:val="22"/>
-        </w:rPr>
-      </w:pPr>
-      <w:r>
-        <w:rPr>
-          <w:rFonts w:ascii="Cambria" w:hAnsi="Cambria"/>
-          <w:sz w:val="22"/>
-          <w:szCs w:val="22"/>
+        </w:rPr>
+      </w:pPr>
+      <w:r>
+        <w:rPr>
+          <w:rFonts w:ascii="Cambria" w:hAnsi="Cambria"/>
         </w:rPr>
         <w:t>AX.SET_TITLE("MY PLOT")</w:t>
       </w:r>
@@ -746,15 +608,11 @@
       <w:pPr>
         <w:rPr>
           <w:rFonts w:ascii="Cambria" w:hAnsi="Cambria"/>
-          <w:sz w:val="22"/>
-          <w:szCs w:val="22"/>
-        </w:rPr>
-      </w:pPr>
-      <w:r>
-        <w:rPr>
-          <w:rFonts w:ascii="Cambria" w:hAnsi="Cambria"/>
-          <w:sz w:val="22"/>
-          <w:szCs w:val="22"/>
+        </w:rPr>
+      </w:pPr>
+      <w:r>
+        <w:rPr>
+          <w:rFonts w:ascii="Cambria" w:hAnsi="Cambria"/>
         </w:rPr>
         <w:t>PLT.SHOW()</w:t>
       </w:r>
@@ -764,16 +622,12 @@
         <w:pStyle w:val="Heading2"/>
         <w:rPr>
           <w:rFonts w:ascii="Cambria" w:hAnsi="Cambria"/>
-          <w:sz w:val="22"/>
-          <w:szCs w:val="22"/>
         </w:rPr>
       </w:pPr>
       <w:r>
         <w:rPr>
           <w:rFonts w:ascii="Cambria" w:hAnsi="Cambria"/>
           <w:caps w:val="0"/>
-          <w:sz w:val="22"/>
-          <w:szCs w:val="22"/>
         </w:rPr>
         <w:t xml:space="preserve">MAIN DIFFERENCE </w:t>
       </w:r>
@@ -782,8 +636,6 @@
       <w:pPr>
         <w:rPr>
           <w:rFonts w:ascii="Cambria" w:hAnsi="Cambria"/>
-          <w:sz w:val="22"/>
-          <w:szCs w:val="22"/>
         </w:rPr>
       </w:pPr>
     </w:p>
@@ -829,8 +681,6 @@
                 <w:rFonts w:ascii="Cambria" w:hAnsi="Cambria"/>
                 <w:b/>
                 <w:bCs/>
-                <w:sz w:val="22"/>
-                <w:szCs w:val="22"/>
               </w:rPr>
             </w:pPr>
             <w:r>
@@ -838,8 +688,6 @@
                 <w:rFonts w:ascii="Cambria" w:hAnsi="Cambria"/>
                 <w:b/>
                 <w:bCs/>
-                <w:sz w:val="22"/>
-                <w:szCs w:val="22"/>
               </w:rPr>
               <w:t>PYPLOT</w:t>
             </w:r>
@@ -858,8 +706,6 @@
                 <w:rFonts w:ascii="Cambria" w:hAnsi="Cambria"/>
                 <w:b/>
                 <w:bCs/>
-                <w:sz w:val="22"/>
-                <w:szCs w:val="22"/>
               </w:rPr>
             </w:pPr>
             <w:r>
@@ -867,8 +713,6 @@
                 <w:rFonts w:ascii="Cambria" w:hAnsi="Cambria"/>
                 <w:b/>
                 <w:bCs/>
-                <w:sz w:val="22"/>
-                <w:szCs w:val="22"/>
               </w:rPr>
               <w:t>OO METHOD</w:t>
             </w:r>
@@ -890,15 +734,11 @@
               <w:jc w:val="center"/>
               <w:rPr>
                 <w:rFonts w:ascii="Cambria" w:hAnsi="Cambria"/>
-                <w:sz w:val="22"/>
-                <w:szCs w:val="22"/>
               </w:rPr>
             </w:pPr>
             <w:r>
               <w:rPr>
                 <w:rFonts w:ascii="Cambria" w:hAnsi="Cambria"/>
-                <w:sz w:val="22"/>
-                <w:szCs w:val="22"/>
               </w:rPr>
               <w:t>SIMPLE</w:t>
             </w:r>
@@ -915,15 +755,11 @@
               <w:jc w:val="center"/>
               <w:rPr>
                 <w:rFonts w:ascii="Cambria" w:hAnsi="Cambria"/>
-                <w:sz w:val="22"/>
-                <w:szCs w:val="22"/>
               </w:rPr>
             </w:pPr>
             <w:r>
               <w:rPr>
                 <w:rFonts w:ascii="Cambria" w:hAnsi="Cambria"/>
-                <w:sz w:val="22"/>
-                <w:szCs w:val="22"/>
               </w:rPr>
               <w:t>PROFESSIONAL</w:t>
             </w:r>
@@ -945,15 +781,11 @@
               <w:jc w:val="center"/>
               <w:rPr>
                 <w:rFonts w:ascii="Cambria" w:hAnsi="Cambria"/>
-                <w:sz w:val="22"/>
-                <w:szCs w:val="22"/>
               </w:rPr>
             </w:pPr>
             <w:r>
               <w:rPr>
                 <w:rFonts w:ascii="Cambria" w:hAnsi="Cambria"/>
-                <w:sz w:val="22"/>
-                <w:szCs w:val="22"/>
               </w:rPr>
               <w:t>USES PLT</w:t>
             </w:r>
@@ -970,15 +802,11 @@
               <w:jc w:val="center"/>
               <w:rPr>
                 <w:rFonts w:ascii="Cambria" w:hAnsi="Cambria"/>
-                <w:sz w:val="22"/>
-                <w:szCs w:val="22"/>
               </w:rPr>
             </w:pPr>
             <w:r>
               <w:rPr>
                 <w:rFonts w:ascii="Cambria" w:hAnsi="Cambria"/>
-                <w:sz w:val="22"/>
-                <w:szCs w:val="22"/>
               </w:rPr>
               <w:t>USES FIG AND AX</w:t>
             </w:r>
@@ -1000,15 +828,11 @@
               <w:jc w:val="center"/>
               <w:rPr>
                 <w:rFonts w:ascii="Cambria" w:hAnsi="Cambria"/>
-                <w:sz w:val="22"/>
-                <w:szCs w:val="22"/>
               </w:rPr>
             </w:pPr>
             <w:r>
               <w:rPr>
                 <w:rFonts w:ascii="Cambria" w:hAnsi="Cambria"/>
-                <w:sz w:val="22"/>
-                <w:szCs w:val="22"/>
               </w:rPr>
               <w:t>LESS CONTROL</w:t>
             </w:r>
@@ -1025,15 +849,11 @@
               <w:jc w:val="center"/>
               <w:rPr>
                 <w:rFonts w:ascii="Cambria" w:hAnsi="Cambria"/>
-                <w:sz w:val="22"/>
-                <w:szCs w:val="22"/>
               </w:rPr>
             </w:pPr>
             <w:r>
               <w:rPr>
                 <w:rFonts w:ascii="Cambria" w:hAnsi="Cambria"/>
-                <w:sz w:val="22"/>
-                <w:szCs w:val="22"/>
               </w:rPr>
               <w:t>MORE CONTROL</w:t>
             </w:r>
@@ -1055,15 +875,11 @@
               <w:jc w:val="center"/>
               <w:rPr>
                 <w:rFonts w:ascii="Cambria" w:hAnsi="Cambria"/>
-                <w:sz w:val="22"/>
-                <w:szCs w:val="22"/>
               </w:rPr>
             </w:pPr>
             <w:r>
               <w:rPr>
                 <w:rFonts w:ascii="Cambria" w:hAnsi="Cambria"/>
-                <w:sz w:val="22"/>
-                <w:szCs w:val="22"/>
               </w:rPr>
               <w:t>SMALL TASKS</w:t>
             </w:r>
@@ -1080,15 +896,11 @@
               <w:jc w:val="center"/>
               <w:rPr>
                 <w:rFonts w:ascii="Cambria" w:hAnsi="Cambria"/>
-                <w:sz w:val="22"/>
-                <w:szCs w:val="22"/>
               </w:rPr>
             </w:pPr>
             <w:r>
               <w:rPr>
                 <w:rFonts w:ascii="Cambria" w:hAnsi="Cambria"/>
-                <w:sz w:val="22"/>
-                <w:szCs w:val="22"/>
               </w:rPr>
               <w:t>BIG PROJECTS</w:t>
             </w:r>
@@ -1100,8 +912,6 @@
       <w:pPr>
         <w:rPr>
           <w:rFonts w:ascii="Cambria" w:hAnsi="Cambria"/>
-          <w:sz w:val="22"/>
-          <w:szCs w:val="22"/>
         </w:rPr>
       </w:pPr>
     </w:p>
@@ -1110,12 +920,16 @@
         <w:pStyle w:val="Heading1"/>
         <w:rPr>
           <w:rFonts w:ascii="Cambria" w:hAnsi="Cambria"/>
+          <w:sz w:val="20"/>
+          <w:szCs w:val="20"/>
         </w:rPr>
       </w:pPr>
       <w:r>
         <w:rPr>
           <w:rFonts w:ascii="Cambria" w:hAnsi="Cambria"/>
           <w:caps w:val="0"/>
+          <w:sz w:val="20"/>
+          <w:szCs w:val="20"/>
         </w:rPr>
         <w:t>LIFE CYCLE OF OO METHOD</w:t>
       </w:r>
@@ -1124,15 +938,11 @@
       <w:pPr>
         <w:rPr>
           <w:rFonts w:ascii="Cambria" w:hAnsi="Cambria"/>
-          <w:sz w:val="22"/>
-          <w:szCs w:val="22"/>
-        </w:rPr>
-      </w:pPr>
-      <w:r>
-        <w:rPr>
-          <w:rFonts w:ascii="Cambria" w:hAnsi="Cambria"/>
-          <w:sz w:val="22"/>
-          <w:szCs w:val="22"/>
+        </w:rPr>
+      </w:pPr>
+      <w:r>
+        <w:rPr>
+          <w:rFonts w:ascii="Cambria" w:hAnsi="Cambria"/>
         </w:rPr>
         <w:t xml:space="preserve">THIS IS THE </w:t>
       </w:r>
@@ -1141,16 +951,12 @@
           <w:rFonts w:ascii="Cambria" w:hAnsi="Cambria"/>
           <w:b/>
           <w:bCs/>
-          <w:sz w:val="22"/>
-          <w:szCs w:val="22"/>
         </w:rPr>
         <w:t>STEP-BY-STEP PROCESS</w:t>
       </w:r>
       <w:r>
         <w:rPr>
           <w:rFonts w:ascii="Cambria" w:hAnsi="Cambria"/>
-          <w:sz w:val="22"/>
-          <w:szCs w:val="22"/>
         </w:rPr>
         <w:t>:</w:t>
       </w:r>
@@ -1160,16 +966,12 @@
         <w:pStyle w:val="Heading2"/>
         <w:rPr>
           <w:rFonts w:ascii="Cambria" w:hAnsi="Cambria"/>
-          <w:sz w:val="22"/>
-          <w:szCs w:val="22"/>
         </w:rPr>
       </w:pPr>
       <w:r>
         <w:rPr>
           <w:rFonts w:ascii="Segoe UI Emoji" w:hAnsi="Segoe UI Emoji" w:cs="Segoe UI Emoji"/>
           <w:caps w:val="0"/>
-          <w:sz w:val="22"/>
-          <w:szCs w:val="22"/>
         </w:rPr>
         <w:t>🔁</w:t>
       </w:r>
@@ -1177,8 +979,6 @@
         <w:rPr>
           <w:rFonts w:ascii="Cambria" w:hAnsi="Cambria"/>
           <w:caps w:val="0"/>
-          <w:sz w:val="22"/>
-          <w:szCs w:val="22"/>
         </w:rPr>
         <w:t xml:space="preserve"> LIFE CYCLE STEPS</w:t>
       </w:r>
@@ -1188,16 +988,12 @@
         <w:pStyle w:val="Heading3"/>
         <w:rPr>
           <w:rFonts w:ascii="Cambria" w:hAnsi="Cambria"/>
-          <w:sz w:val="22"/>
-          <w:szCs w:val="22"/>
         </w:rPr>
       </w:pPr>
       <w:r>
         <w:rPr>
           <w:rFonts w:ascii="Cambria" w:hAnsi="Cambria"/>
           <w:caps w:val="0"/>
-          <w:sz w:val="22"/>
-          <w:szCs w:val="22"/>
         </w:rPr>
         <w:t>CREATE FIGURE AND AXES</w:t>
       </w:r>
@@ -1206,15 +1002,11 @@
       <w:pPr>
         <w:rPr>
           <w:rFonts w:ascii="Cambria" w:hAnsi="Cambria"/>
-          <w:sz w:val="22"/>
-          <w:szCs w:val="22"/>
-        </w:rPr>
-      </w:pPr>
-      <w:r>
-        <w:rPr>
-          <w:rFonts w:ascii="Cambria" w:hAnsi="Cambria"/>
-          <w:sz w:val="22"/>
-          <w:szCs w:val="22"/>
+        </w:rPr>
+      </w:pPr>
+      <w:r>
+        <w:rPr>
+          <w:rFonts w:ascii="Cambria" w:hAnsi="Cambria"/>
         </w:rPr>
         <w:t>FIG, AX = PLT.SUBPLOTS()</w:t>
       </w:r>
@@ -1224,16 +1016,12 @@
         <w:pStyle w:val="Heading3"/>
         <w:rPr>
           <w:rFonts w:ascii="Cambria" w:hAnsi="Cambria"/>
-          <w:sz w:val="22"/>
-          <w:szCs w:val="22"/>
         </w:rPr>
       </w:pPr>
       <w:r>
         <w:rPr>
           <w:rFonts w:ascii="Cambria" w:hAnsi="Cambria"/>
           <w:caps w:val="0"/>
-          <w:sz w:val="22"/>
-          <w:szCs w:val="22"/>
         </w:rPr>
         <w:t>PLOT DATA</w:t>
       </w:r>
@@ -1242,15 +1030,11 @@
       <w:pPr>
         <w:rPr>
           <w:rFonts w:ascii="Cambria" w:hAnsi="Cambria"/>
-          <w:sz w:val="22"/>
-          <w:szCs w:val="22"/>
-        </w:rPr>
-      </w:pPr>
-      <w:r>
-        <w:rPr>
-          <w:rFonts w:ascii="Cambria" w:hAnsi="Cambria"/>
-          <w:sz w:val="22"/>
-          <w:szCs w:val="22"/>
+        </w:rPr>
+      </w:pPr>
+      <w:r>
+        <w:rPr>
+          <w:rFonts w:ascii="Cambria" w:hAnsi="Cambria"/>
         </w:rPr>
         <w:t>AX.PLOT(X, Y)</w:t>
       </w:r>
@@ -1260,16 +1044,12 @@
         <w:pStyle w:val="Heading3"/>
         <w:rPr>
           <w:rFonts w:ascii="Cambria" w:hAnsi="Cambria"/>
-          <w:sz w:val="22"/>
-          <w:szCs w:val="22"/>
         </w:rPr>
       </w:pPr>
       <w:r>
         <w:rPr>
           <w:rFonts w:ascii="Cambria" w:hAnsi="Cambria"/>
           <w:caps w:val="0"/>
-          <w:sz w:val="22"/>
-          <w:szCs w:val="22"/>
         </w:rPr>
         <w:t>CUSTOMIZE PLOT</w:t>
       </w:r>
@@ -1278,15 +1058,11 @@
       <w:pPr>
         <w:rPr>
           <w:rFonts w:ascii="Cambria" w:hAnsi="Cambria"/>
-          <w:sz w:val="22"/>
-          <w:szCs w:val="22"/>
-        </w:rPr>
-      </w:pPr>
-      <w:r>
-        <w:rPr>
-          <w:rFonts w:ascii="Cambria" w:hAnsi="Cambria"/>
-          <w:sz w:val="22"/>
-          <w:szCs w:val="22"/>
+        </w:rPr>
+      </w:pPr>
+      <w:r>
+        <w:rPr>
+          <w:rFonts w:ascii="Cambria" w:hAnsi="Cambria"/>
         </w:rPr>
         <w:t>AX.SET_TITLE("TITLE")</w:t>
       </w:r>
@@ -1295,35 +1071,55 @@
       <w:pPr>
         <w:rPr>
           <w:rFonts w:ascii="Cambria" w:hAnsi="Cambria"/>
-          <w:sz w:val="22"/>
-          <w:szCs w:val="22"/>
-        </w:rPr>
-      </w:pPr>
-      <w:r>
-        <w:rPr>
-          <w:rFonts w:ascii="Cambria" w:hAnsi="Cambria"/>
-          <w:sz w:val="22"/>
-          <w:szCs w:val="22"/>
+        </w:rPr>
+      </w:pPr>
+      <w:r>
+        <w:rPr>
+          <w:rFonts w:ascii="Cambria" w:hAnsi="Cambria"/>
+        </w:rPr>
+        <w:t>AX.SET_XLABEL("X LABEL")</w:t>
+      </w:r>
+    </w:p>
+    <w:p>
+      <w:pPr>
+        <w:rPr>
+          <w:rFonts w:ascii="Cambria" w:hAnsi="Cambria"/>
+        </w:rPr>
+      </w:pPr>
+      <w:r>
+        <w:rPr>
+          <w:rFonts w:ascii="Cambria" w:hAnsi="Cambria"/>
+        </w:rPr>
+        <w:t>AX.SET_YLABEL("Y LABEL")</w:t>
+      </w:r>
+    </w:p>
+    <w:p>
+      <w:pPr>
+        <w:pStyle w:val="Heading3"/>
+        <w:rPr>
+          <w:rFonts w:ascii="Cambria" w:hAnsi="Cambria"/>
+        </w:rPr>
+      </w:pPr>
+      <w:r>
+        <w:rPr>
+          <w:rFonts w:ascii="Cambria" w:hAnsi="Cambria"/>
+          <w:caps w:val="0"/>
         </w:rPr>
         <w:lastRenderedPageBreak/>
-        <w:t>AX.SET_XLABEL("X LABEL")</w:t>
-      </w:r>
-    </w:p>
-    <w:p>
-      <w:pPr>
-        <w:rPr>
-          <w:rFonts w:ascii="Cambria" w:hAnsi="Cambria"/>
-          <w:sz w:val="22"/>
-          <w:szCs w:val="22"/>
-        </w:rPr>
-      </w:pPr>
-      <w:r>
-        <w:rPr>
-          <w:rFonts w:ascii="Cambria" w:hAnsi="Cambria"/>
-          <w:sz w:val="22"/>
-          <w:szCs w:val="22"/>
-        </w:rPr>
-        <w:t>AX.SET_YLABEL("Y LABEL")</w:t>
+        <w:t>SHOW PLOT</w:t>
+      </w:r>
+    </w:p>
+    <w:p>
+      <w:pPr>
+        <w:rPr>
+          <w:rFonts w:ascii="Cambria" w:hAnsi="Cambria"/>
+        </w:rPr>
+      </w:pPr>
+      <w:r>
+        <w:rPr>
+          <w:rFonts w:ascii="Cambria" w:hAnsi="Cambria"/>
+        </w:rPr>
+        <w:t>PLT.SHOW()</w:t>
       </w:r>
     </w:p>
     <w:p>
@@ -1331,52 +1127,12 @@
         <w:pStyle w:val="Heading3"/>
         <w:rPr>
           <w:rFonts w:ascii="Cambria" w:hAnsi="Cambria"/>
-          <w:sz w:val="22"/>
-          <w:szCs w:val="22"/>
         </w:rPr>
       </w:pPr>
       <w:r>
         <w:rPr>
           <w:rFonts w:ascii="Cambria" w:hAnsi="Cambria"/>
           <w:caps w:val="0"/>
-          <w:sz w:val="22"/>
-          <w:szCs w:val="22"/>
-        </w:rPr>
-        <w:t>SHOW PLOT</w:t>
-      </w:r>
-    </w:p>
-    <w:p>
-      <w:pPr>
-        <w:rPr>
-          <w:rFonts w:ascii="Cambria" w:hAnsi="Cambria"/>
-          <w:sz w:val="22"/>
-          <w:szCs w:val="22"/>
-        </w:rPr>
-      </w:pPr>
-      <w:r>
-        <w:rPr>
-          <w:rFonts w:ascii="Cambria" w:hAnsi="Cambria"/>
-          <w:sz w:val="22"/>
-          <w:szCs w:val="22"/>
-        </w:rPr>
-        <w:t>PLT.SHOW()</w:t>
-      </w:r>
-    </w:p>
-    <w:p>
-      <w:pPr>
-        <w:pStyle w:val="Heading3"/>
-        <w:rPr>
-          <w:rFonts w:ascii="Cambria" w:hAnsi="Cambria"/>
-          <w:sz w:val="22"/>
-          <w:szCs w:val="22"/>
-        </w:rPr>
-      </w:pPr>
-      <w:r>
-        <w:rPr>
-          <w:rFonts w:ascii="Cambria" w:hAnsi="Cambria"/>
-          <w:caps w:val="0"/>
-          <w:sz w:val="22"/>
-          <w:szCs w:val="22"/>
         </w:rPr>
         <w:t>EASY MEMORY TRICK</w:t>
       </w:r>
@@ -1387,8 +1143,6 @@
           <w:rFonts w:ascii="Cambria" w:hAnsi="Cambria"/>
           <w:b/>
           <w:bCs/>
-          <w:sz w:val="22"/>
-          <w:szCs w:val="22"/>
         </w:rPr>
       </w:pPr>
       <w:r>
@@ -1396,8 +1150,6 @@
           <w:rFonts w:ascii="Cambria" w:hAnsi="Cambria"/>
           <w:b/>
           <w:bCs/>
-          <w:sz w:val="22"/>
-          <w:szCs w:val="22"/>
         </w:rPr>
         <w:t>CREATE → PLOT → STYLE → SHOW</w:t>
       </w:r>
@@ -1407,12 +1159,16 @@
         <w:pStyle w:val="Heading1"/>
         <w:rPr>
           <w:rFonts w:ascii="Cambria" w:hAnsi="Cambria"/>
+          <w:sz w:val="20"/>
+          <w:szCs w:val="20"/>
         </w:rPr>
       </w:pPr>
       <w:r>
         <w:rPr>
           <w:rFonts w:ascii="Cambria" w:hAnsi="Cambria"/>
           <w:caps w:val="0"/>
+          <w:sz w:val="20"/>
+          <w:szCs w:val="20"/>
         </w:rPr>
         <w:t>ENTIRE LIFE CYCLE OF OBJECT-ORIENTED PLOT (ADVANCED)</w:t>
       </w:r>
@@ -1422,16 +1178,12 @@
         <w:pStyle w:val="Heading2"/>
         <w:rPr>
           <w:rFonts w:ascii="Cambria" w:hAnsi="Cambria"/>
-          <w:sz w:val="22"/>
-          <w:szCs w:val="22"/>
         </w:rPr>
       </w:pPr>
       <w:r>
         <w:rPr>
           <w:rFonts w:ascii="Cambria" w:hAnsi="Cambria"/>
           <w:caps w:val="0"/>
-          <w:sz w:val="22"/>
-          <w:szCs w:val="22"/>
         </w:rPr>
         <w:t>IMPORT LIBRARIES</w:t>
       </w:r>
@@ -1442,16 +1194,12 @@
           <w:rFonts w:ascii="Cambria" w:hAnsi="Cambria"/>
           <w:caps/>
           <w:spacing w:val="15"/>
-          <w:sz w:val="22"/>
-          <w:szCs w:val="22"/>
-        </w:rPr>
-      </w:pPr>
-      <w:r>
-        <w:rPr>
-          <w:rFonts w:ascii="Cambria" w:hAnsi="Cambria"/>
-          <w:spacing w:val="15"/>
-          <w:sz w:val="22"/>
-          <w:szCs w:val="22"/>
+        </w:rPr>
+      </w:pPr>
+      <w:r>
+        <w:rPr>
+          <w:rFonts w:ascii="Cambria" w:hAnsi="Cambria"/>
+          <w:spacing w:val="15"/>
         </w:rPr>
         <w:t>IMPORT MATPLOTLIB.PYPLOT AS PLT</w:t>
       </w:r>
@@ -1462,16 +1210,12 @@
           <w:rFonts w:ascii="Cambria" w:hAnsi="Cambria"/>
           <w:caps/>
           <w:spacing w:val="15"/>
-          <w:sz w:val="22"/>
-          <w:szCs w:val="22"/>
-        </w:rPr>
-      </w:pPr>
-      <w:r>
-        <w:rPr>
-          <w:rFonts w:ascii="Cambria" w:hAnsi="Cambria"/>
-          <w:spacing w:val="15"/>
-          <w:sz w:val="22"/>
-          <w:szCs w:val="22"/>
+        </w:rPr>
+      </w:pPr>
+      <w:r>
+        <w:rPr>
+          <w:rFonts w:ascii="Cambria" w:hAnsi="Cambria"/>
+          <w:spacing w:val="15"/>
         </w:rPr>
         <w:t>IMPORT NUMPY AS NP</w:t>
       </w:r>
@@ -1481,16 +1225,12 @@
         <w:pStyle w:val="Heading2"/>
         <w:rPr>
           <w:rFonts w:ascii="Cambria" w:hAnsi="Cambria"/>
-          <w:sz w:val="22"/>
-          <w:szCs w:val="22"/>
         </w:rPr>
       </w:pPr>
       <w:r>
         <w:rPr>
           <w:rFonts w:ascii="Cambria" w:hAnsi="Cambria"/>
           <w:caps w:val="0"/>
-          <w:sz w:val="22"/>
-          <w:szCs w:val="22"/>
         </w:rPr>
         <w:t>PREPARE DATA</w:t>
       </w:r>
@@ -1501,16 +1241,12 @@
           <w:rFonts w:ascii="Cambria" w:hAnsi="Cambria"/>
           <w:caps/>
           <w:spacing w:val="15"/>
-          <w:sz w:val="22"/>
-          <w:szCs w:val="22"/>
-        </w:rPr>
-      </w:pPr>
-      <w:r>
-        <w:rPr>
-          <w:rFonts w:ascii="Cambria" w:hAnsi="Cambria"/>
-          <w:spacing w:val="15"/>
-          <w:sz w:val="22"/>
-          <w:szCs w:val="22"/>
+        </w:rPr>
+      </w:pPr>
+      <w:r>
+        <w:rPr>
+          <w:rFonts w:ascii="Cambria" w:hAnsi="Cambria"/>
+          <w:spacing w:val="15"/>
         </w:rPr>
         <w:t>X = NP.ARRAY([1, 2, 3, 4])</w:t>
       </w:r>
@@ -1521,16 +1257,12 @@
           <w:rFonts w:ascii="Cambria" w:hAnsi="Cambria"/>
           <w:caps/>
           <w:spacing w:val="15"/>
-          <w:sz w:val="22"/>
-          <w:szCs w:val="22"/>
-        </w:rPr>
-      </w:pPr>
-      <w:r>
-        <w:rPr>
-          <w:rFonts w:ascii="Cambria" w:hAnsi="Cambria"/>
-          <w:spacing w:val="15"/>
-          <w:sz w:val="22"/>
-          <w:szCs w:val="22"/>
+        </w:rPr>
+      </w:pPr>
+      <w:r>
+        <w:rPr>
+          <w:rFonts w:ascii="Cambria" w:hAnsi="Cambria"/>
+          <w:spacing w:val="15"/>
         </w:rPr>
         <w:t>Y = NP.ARRAY([10, 20, 25, 30])</w:t>
       </w:r>
@@ -1540,16 +1272,12 @@
         <w:pStyle w:val="Heading2"/>
         <w:rPr>
           <w:rFonts w:ascii="Cambria" w:hAnsi="Cambria"/>
-          <w:sz w:val="22"/>
-          <w:szCs w:val="22"/>
         </w:rPr>
       </w:pPr>
       <w:r>
         <w:rPr>
           <w:rFonts w:ascii="Cambria" w:hAnsi="Cambria"/>
           <w:caps w:val="0"/>
-          <w:sz w:val="22"/>
-          <w:szCs w:val="22"/>
         </w:rPr>
         <w:t>CREATE FIGURE AND AXES (CORE OF OO METHOD)</w:t>
       </w:r>
@@ -1560,16 +1288,12 @@
           <w:rFonts w:ascii="Cambria" w:hAnsi="Cambria"/>
           <w:caps/>
           <w:spacing w:val="15"/>
-          <w:sz w:val="22"/>
-          <w:szCs w:val="22"/>
-        </w:rPr>
-      </w:pPr>
-      <w:r>
-        <w:rPr>
-          <w:rFonts w:ascii="Cambria" w:hAnsi="Cambria"/>
-          <w:spacing w:val="15"/>
-          <w:sz w:val="22"/>
-          <w:szCs w:val="22"/>
+        </w:rPr>
+      </w:pPr>
+      <w:r>
+        <w:rPr>
+          <w:rFonts w:ascii="Cambria" w:hAnsi="Cambria"/>
+          <w:spacing w:val="15"/>
         </w:rPr>
         <w:t>FIG, AX = PLT.SUBPLOTS(FIGSIZE=(8, 5))</w:t>
       </w:r>
@@ -1579,16 +1303,12 @@
         <w:pStyle w:val="Heading3"/>
         <w:rPr>
           <w:rFonts w:ascii="Cambria" w:hAnsi="Cambria"/>
-          <w:sz w:val="22"/>
-          <w:szCs w:val="22"/>
         </w:rPr>
       </w:pPr>
       <w:r>
         <w:rPr>
           <w:rFonts w:ascii="Cambria" w:hAnsi="Cambria"/>
           <w:caps w:val="0"/>
-          <w:sz w:val="22"/>
-          <w:szCs w:val="22"/>
         </w:rPr>
         <w:t>WHAT HAPPENS HERE?</w:t>
       </w:r>
@@ -1603,16 +1323,12 @@
           <w:rFonts w:ascii="Cambria" w:hAnsi="Cambria"/>
           <w:caps/>
           <w:spacing w:val="15"/>
-          <w:sz w:val="22"/>
-          <w:szCs w:val="22"/>
-        </w:rPr>
-      </w:pPr>
-      <w:r>
-        <w:rPr>
-          <w:rFonts w:ascii="Cambria" w:hAnsi="Cambria"/>
-          <w:spacing w:val="15"/>
-          <w:sz w:val="22"/>
-          <w:szCs w:val="22"/>
+        </w:rPr>
+      </w:pPr>
+      <w:r>
+        <w:rPr>
+          <w:rFonts w:ascii="Cambria" w:hAnsi="Cambria"/>
+          <w:spacing w:val="15"/>
         </w:rPr>
         <w:t xml:space="preserve">FIG → </w:t>
       </w:r>
@@ -1622,8 +1338,6 @@
           <w:b/>
           <w:bCs/>
           <w:spacing w:val="15"/>
-          <w:sz w:val="22"/>
-          <w:szCs w:val="22"/>
         </w:rPr>
         <w:t>ENTIRE FIGURE (FULL CANVAS)</w:t>
       </w:r>
@@ -1638,16 +1352,12 @@
           <w:rFonts w:ascii="Cambria" w:hAnsi="Cambria"/>
           <w:caps/>
           <w:spacing w:val="15"/>
-          <w:sz w:val="22"/>
-          <w:szCs w:val="22"/>
-        </w:rPr>
-      </w:pPr>
-      <w:r>
-        <w:rPr>
-          <w:rFonts w:ascii="Cambria" w:hAnsi="Cambria"/>
-          <w:spacing w:val="15"/>
-          <w:sz w:val="22"/>
-          <w:szCs w:val="22"/>
+        </w:rPr>
+      </w:pPr>
+      <w:r>
+        <w:rPr>
+          <w:rFonts w:ascii="Cambria" w:hAnsi="Cambria"/>
+          <w:spacing w:val="15"/>
         </w:rPr>
         <w:t xml:space="preserve">AX → </w:t>
       </w:r>
@@ -1657,8 +1367,6 @@
           <w:b/>
           <w:bCs/>
           <w:spacing w:val="15"/>
-          <w:sz w:val="22"/>
-          <w:szCs w:val="22"/>
         </w:rPr>
         <w:t>PLOT AREA INSIDE FIGURE</w:t>
       </w:r>
@@ -1673,16 +1381,12 @@
           <w:rFonts w:ascii="Cambria" w:hAnsi="Cambria"/>
           <w:caps/>
           <w:spacing w:val="15"/>
-          <w:sz w:val="22"/>
-          <w:szCs w:val="22"/>
-        </w:rPr>
-      </w:pPr>
-      <w:r>
-        <w:rPr>
-          <w:rFonts w:ascii="Cambria" w:hAnsi="Cambria"/>
-          <w:spacing w:val="15"/>
-          <w:sz w:val="22"/>
-          <w:szCs w:val="22"/>
+        </w:rPr>
+      </w:pPr>
+      <w:r>
+        <w:rPr>
+          <w:rFonts w:ascii="Cambria" w:hAnsi="Cambria"/>
+          <w:spacing w:val="15"/>
         </w:rPr>
         <w:t>FIGSIZE → CONTROLS SIZE OF FIGURE</w:t>
       </w:r>
@@ -1692,16 +1396,12 @@
         <w:pStyle w:val="Heading2"/>
         <w:rPr>
           <w:rFonts w:ascii="Cambria" w:hAnsi="Cambria"/>
-          <w:sz w:val="22"/>
-          <w:szCs w:val="22"/>
         </w:rPr>
       </w:pPr>
       <w:r>
         <w:rPr>
           <w:rFonts w:ascii="Cambria" w:hAnsi="Cambria"/>
           <w:caps w:val="0"/>
-          <w:sz w:val="22"/>
-          <w:szCs w:val="22"/>
         </w:rPr>
         <w:t>PLOT DATA ON AXES</w:t>
       </w:r>
@@ -1712,16 +1412,12 @@
           <w:rFonts w:ascii="Cambria" w:hAnsi="Cambria"/>
           <w:caps/>
           <w:spacing w:val="15"/>
-          <w:sz w:val="22"/>
-          <w:szCs w:val="22"/>
-        </w:rPr>
-      </w:pPr>
-      <w:r>
-        <w:rPr>
-          <w:rFonts w:ascii="Cambria" w:hAnsi="Cambria"/>
-          <w:spacing w:val="15"/>
-          <w:sz w:val="22"/>
-          <w:szCs w:val="22"/>
+        </w:rPr>
+      </w:pPr>
+      <w:r>
+        <w:rPr>
+          <w:rFonts w:ascii="Cambria" w:hAnsi="Cambria"/>
+          <w:spacing w:val="15"/>
         </w:rPr>
         <w:t>AX.PLOT(X, Y, LABEL='SALES', COLOR='BLUE', LINESTYLE='--', MARKER='O')</w:t>
       </w:r>
@@ -1731,12 +1427,16 @@
         <w:pStyle w:val="Heading1"/>
         <w:rPr>
           <w:rFonts w:ascii="Cambria" w:hAnsi="Cambria"/>
+          <w:sz w:val="20"/>
+          <w:szCs w:val="20"/>
         </w:rPr>
       </w:pPr>
       <w:r>
         <w:rPr>
           <w:rFonts w:ascii="Cambria" w:hAnsi="Cambria"/>
           <w:caps w:val="0"/>
+          <w:sz w:val="20"/>
+          <w:szCs w:val="20"/>
         </w:rPr>
         <w:t>CUSTOMIZATION OPTIONS</w:t>
       </w:r>
@@ -1751,16 +1451,12 @@
           <w:rFonts w:ascii="Cambria" w:hAnsi="Cambria"/>
           <w:caps/>
           <w:spacing w:val="15"/>
-          <w:sz w:val="22"/>
-          <w:szCs w:val="22"/>
-        </w:rPr>
-      </w:pPr>
-      <w:r>
-        <w:rPr>
-          <w:rFonts w:ascii="Cambria" w:hAnsi="Cambria"/>
-          <w:spacing w:val="15"/>
-          <w:sz w:val="22"/>
-          <w:szCs w:val="22"/>
+        </w:rPr>
+      </w:pPr>
+      <w:r>
+        <w:rPr>
+          <w:rFonts w:ascii="Cambria" w:hAnsi="Cambria"/>
+          <w:spacing w:val="15"/>
         </w:rPr>
         <w:t>COLOR</w:t>
       </w:r>
@@ -1775,16 +1471,12 @@
           <w:rFonts w:ascii="Cambria" w:hAnsi="Cambria"/>
           <w:caps/>
           <w:spacing w:val="15"/>
-          <w:sz w:val="22"/>
-          <w:szCs w:val="22"/>
-        </w:rPr>
-      </w:pPr>
-      <w:r>
-        <w:rPr>
-          <w:rFonts w:ascii="Cambria" w:hAnsi="Cambria"/>
-          <w:spacing w:val="15"/>
-          <w:sz w:val="22"/>
-          <w:szCs w:val="22"/>
+        </w:rPr>
+      </w:pPr>
+      <w:r>
+        <w:rPr>
+          <w:rFonts w:ascii="Cambria" w:hAnsi="Cambria"/>
+          <w:spacing w:val="15"/>
         </w:rPr>
         <w:t>LINESTYLE</w:t>
       </w:r>
@@ -1799,16 +1491,12 @@
           <w:rFonts w:ascii="Cambria" w:hAnsi="Cambria"/>
           <w:caps/>
           <w:spacing w:val="15"/>
-          <w:sz w:val="22"/>
-          <w:szCs w:val="22"/>
-        </w:rPr>
-      </w:pPr>
-      <w:r>
-        <w:rPr>
-          <w:rFonts w:ascii="Cambria" w:hAnsi="Cambria"/>
-          <w:spacing w:val="15"/>
-          <w:sz w:val="22"/>
-          <w:szCs w:val="22"/>
+        </w:rPr>
+      </w:pPr>
+      <w:r>
+        <w:rPr>
+          <w:rFonts w:ascii="Cambria" w:hAnsi="Cambria"/>
+          <w:spacing w:val="15"/>
         </w:rPr>
         <w:t>MARKER</w:t>
       </w:r>
@@ -1823,16 +1511,12 @@
           <w:rFonts w:ascii="Cambria" w:hAnsi="Cambria"/>
           <w:caps/>
           <w:spacing w:val="15"/>
-          <w:sz w:val="22"/>
-          <w:szCs w:val="22"/>
-        </w:rPr>
-      </w:pPr>
-      <w:r>
-        <w:rPr>
-          <w:rFonts w:ascii="Cambria" w:hAnsi="Cambria"/>
-          <w:spacing w:val="15"/>
-          <w:sz w:val="22"/>
-          <w:szCs w:val="22"/>
+        </w:rPr>
+      </w:pPr>
+      <w:r>
+        <w:rPr>
+          <w:rFonts w:ascii="Cambria" w:hAnsi="Cambria"/>
+          <w:spacing w:val="15"/>
         </w:rPr>
         <w:t>LABEL</w:t>
       </w:r>
@@ -1842,16 +1526,12 @@
         <w:pStyle w:val="Heading2"/>
         <w:rPr>
           <w:rFonts w:ascii="Cambria" w:hAnsi="Cambria"/>
-          <w:sz w:val="22"/>
-          <w:szCs w:val="22"/>
         </w:rPr>
       </w:pPr>
       <w:r>
         <w:rPr>
           <w:rFonts w:ascii="Cambria" w:hAnsi="Cambria"/>
           <w:caps w:val="0"/>
-          <w:sz w:val="22"/>
-          <w:szCs w:val="22"/>
         </w:rPr>
         <w:t>CUSTOMIZE AXES (ADVANCED)</w:t>
       </w:r>
@@ -1861,19 +1541,62 @@
         <w:pStyle w:val="Heading3"/>
         <w:rPr>
           <w:rFonts w:ascii="Cambria" w:hAnsi="Cambria"/>
-          <w:sz w:val="22"/>
-          <w:szCs w:val="22"/>
         </w:rPr>
       </w:pPr>
       <w:r>
         <w:rPr>
           <w:rFonts w:ascii="Cambria" w:hAnsi="Cambria"/>
           <w:caps w:val="0"/>
-          <w:sz w:val="22"/>
-          <w:szCs w:val="22"/>
+        </w:rPr>
+        <w:t>AXIS LABELS</w:t>
+      </w:r>
+    </w:p>
+    <w:p>
+      <w:pPr>
+        <w:rPr>
+          <w:rFonts w:ascii="Cambria" w:hAnsi="Cambria"/>
+          <w:caps/>
+          <w:spacing w:val="15"/>
+        </w:rPr>
+      </w:pPr>
+      <w:r>
+        <w:rPr>
+          <w:rFonts w:ascii="Cambria" w:hAnsi="Cambria"/>
+          <w:spacing w:val="15"/>
+        </w:rPr>
+        <w:t>AX.SET_XLABEL("DAYS", FONTSIZE=12)</w:t>
+      </w:r>
+    </w:p>
+    <w:p>
+      <w:pPr>
+        <w:rPr>
+          <w:rFonts w:ascii="Cambria" w:hAnsi="Cambria"/>
+          <w:caps/>
+          <w:spacing w:val="15"/>
+        </w:rPr>
+      </w:pPr>
+      <w:r>
+        <w:rPr>
+          <w:rFonts w:ascii="Cambria" w:hAnsi="Cambria"/>
+          <w:spacing w:val="15"/>
+        </w:rPr>
+        <w:t>AX.SET_YLABEL("REVENUE", FONTSIZE=12)</w:t>
+      </w:r>
+    </w:p>
+    <w:p>
+      <w:pPr>
+        <w:pStyle w:val="Heading3"/>
+        <w:rPr>
+          <w:rFonts w:ascii="Cambria" w:hAnsi="Cambria"/>
+        </w:rPr>
+      </w:pPr>
+      <w:r>
+        <w:rPr>
+          <w:rFonts w:ascii="Cambria" w:hAnsi="Cambria"/>
+          <w:caps w:val="0"/>
         </w:rPr>
         <w:lastRenderedPageBreak/>
-        <w:t>AXIS LABELS</w:t>
+        <w:t>AXIS LIMITS</w:t>
       </w:r>
     </w:p>
     <w:p>
@@ -1882,18 +1605,14 @@
           <w:rFonts w:ascii="Cambria" w:hAnsi="Cambria"/>
           <w:caps/>
           <w:spacing w:val="15"/>
-          <w:sz w:val="22"/>
-          <w:szCs w:val="22"/>
-        </w:rPr>
-      </w:pPr>
-      <w:r>
-        <w:rPr>
-          <w:rFonts w:ascii="Cambria" w:hAnsi="Cambria"/>
-          <w:spacing w:val="15"/>
-          <w:sz w:val="22"/>
-          <w:szCs w:val="22"/>
-        </w:rPr>
-        <w:t>AX.SET_XLABEL("DAYS", FONTSIZE=12)</w:t>
+        </w:rPr>
+      </w:pPr>
+      <w:r>
+        <w:rPr>
+          <w:rFonts w:ascii="Cambria" w:hAnsi="Cambria"/>
+          <w:spacing w:val="15"/>
+        </w:rPr>
+        <w:t>AX.SET_XLIM(0, 5)</w:t>
       </w:r>
     </w:p>
     <w:p>
@@ -1902,18 +1621,14 @@
           <w:rFonts w:ascii="Cambria" w:hAnsi="Cambria"/>
           <w:caps/>
           <w:spacing w:val="15"/>
-          <w:sz w:val="22"/>
-          <w:szCs w:val="22"/>
-        </w:rPr>
-      </w:pPr>
-      <w:r>
-        <w:rPr>
-          <w:rFonts w:ascii="Cambria" w:hAnsi="Cambria"/>
-          <w:spacing w:val="15"/>
-          <w:sz w:val="22"/>
-          <w:szCs w:val="22"/>
-        </w:rPr>
-        <w:t>AX.SET_YLABEL("REVENUE", FONTSIZE=12)</w:t>
+        </w:rPr>
+      </w:pPr>
+      <w:r>
+        <w:rPr>
+          <w:rFonts w:ascii="Cambria" w:hAnsi="Cambria"/>
+          <w:spacing w:val="15"/>
+        </w:rPr>
+        <w:t>AX.SET_YLIM(0, 35)</w:t>
       </w:r>
     </w:p>
     <w:p>
@@ -1921,18 +1636,14 @@
         <w:pStyle w:val="Heading3"/>
         <w:rPr>
           <w:rFonts w:ascii="Cambria" w:hAnsi="Cambria"/>
-          <w:sz w:val="22"/>
-          <w:szCs w:val="22"/>
         </w:rPr>
       </w:pPr>
       <w:r>
         <w:rPr>
           <w:rFonts w:ascii="Cambria" w:hAnsi="Cambria"/>
           <w:caps w:val="0"/>
-          <w:sz w:val="22"/>
-          <w:szCs w:val="22"/>
-        </w:rPr>
-        <w:t>AXIS LIMITS</w:t>
+        </w:rPr>
+        <w:t>GRID</w:t>
       </w:r>
     </w:p>
     <w:p>
@@ -1941,18 +1652,48 @@
           <w:rFonts w:ascii="Cambria" w:hAnsi="Cambria"/>
           <w:caps/>
           <w:spacing w:val="15"/>
-          <w:sz w:val="22"/>
-          <w:szCs w:val="22"/>
-        </w:rPr>
-      </w:pPr>
-      <w:r>
-        <w:rPr>
-          <w:rFonts w:ascii="Cambria" w:hAnsi="Cambria"/>
-          <w:spacing w:val="15"/>
-          <w:sz w:val="22"/>
-          <w:szCs w:val="22"/>
-        </w:rPr>
-        <w:t>AX.SET_XLIM(0, 5)</w:t>
+        </w:rPr>
+      </w:pPr>
+      <w:r>
+        <w:rPr>
+          <w:rFonts w:ascii="Cambria" w:hAnsi="Cambria"/>
+          <w:spacing w:val="15"/>
+        </w:rPr>
+        <w:t>AX.GRID(TRUE, LINESTYLE=':', ALPHA=0.6)</w:t>
+      </w:r>
+    </w:p>
+    <w:p>
+      <w:pPr>
+        <w:pStyle w:val="Heading1"/>
+        <w:rPr>
+          <w:rFonts w:ascii="Cambria" w:hAnsi="Cambria"/>
+          <w:sz w:val="20"/>
+          <w:szCs w:val="20"/>
+        </w:rPr>
+      </w:pPr>
+      <w:r>
+        <w:rPr>
+          <w:rFonts w:ascii="Cambria" w:hAnsi="Cambria"/>
+          <w:caps w:val="0"/>
+          <w:sz w:val="20"/>
+          <w:szCs w:val="20"/>
+        </w:rPr>
+        <w:t xml:space="preserve">NAMING THE ENTIRE FIGURE </w:t>
+      </w:r>
+    </w:p>
+    <w:p>
+      <w:pPr>
+        <w:pStyle w:val="Heading2"/>
+        <w:rPr>
+          <w:rFonts w:ascii="Cambria" w:hAnsi="Cambria"/>
+        </w:rPr>
+      </w:pPr>
+      <w:r>
+        <w:rPr>
+          <w:rFonts w:ascii="Cambria" w:hAnsi="Cambria"/>
+          <w:caps w:val="0"/>
+        </w:rPr>
+        <w:t>FIGURE TITLE (NOT AXES TITLE)</w:t>
       </w:r>
     </w:p>
     <w:p>
@@ -1961,37 +1702,14 @@
           <w:rFonts w:ascii="Cambria" w:hAnsi="Cambria"/>
           <w:caps/>
           <w:spacing w:val="15"/>
-          <w:sz w:val="22"/>
-          <w:szCs w:val="22"/>
-        </w:rPr>
-      </w:pPr>
-      <w:r>
-        <w:rPr>
-          <w:rFonts w:ascii="Cambria" w:hAnsi="Cambria"/>
-          <w:spacing w:val="15"/>
-          <w:sz w:val="22"/>
-          <w:szCs w:val="22"/>
-        </w:rPr>
-        <w:t>AX.SET_YLIM(0, 35)</w:t>
-      </w:r>
-    </w:p>
-    <w:p>
-      <w:pPr>
-        <w:pStyle w:val="Heading3"/>
-        <w:rPr>
-          <w:rFonts w:ascii="Cambria" w:hAnsi="Cambria"/>
-          <w:sz w:val="22"/>
-          <w:szCs w:val="22"/>
-        </w:rPr>
-      </w:pPr>
-      <w:r>
-        <w:rPr>
-          <w:rFonts w:ascii="Cambria" w:hAnsi="Cambria"/>
-          <w:caps w:val="0"/>
-          <w:sz w:val="22"/>
-          <w:szCs w:val="22"/>
-        </w:rPr>
-        <w:t>GRID</w:t>
+        </w:rPr>
+      </w:pPr>
+      <w:r>
+        <w:rPr>
+          <w:rFonts w:ascii="Cambria" w:hAnsi="Cambria"/>
+          <w:spacing w:val="15"/>
+        </w:rPr>
+        <w:t>FIG.SUPTITLE("MONTHLY SALES REPORT", FONTSIZE=16, FONTWEIGHT='BOLD')</w:t>
       </w:r>
     </w:p>
     <w:p>
@@ -2000,90 +1718,12 @@
           <w:rFonts w:ascii="Cambria" w:hAnsi="Cambria"/>
           <w:caps/>
           <w:spacing w:val="15"/>
-          <w:sz w:val="22"/>
-          <w:szCs w:val="22"/>
-        </w:rPr>
-      </w:pPr>
-      <w:r>
-        <w:rPr>
-          <w:rFonts w:ascii="Cambria" w:hAnsi="Cambria"/>
-          <w:spacing w:val="15"/>
-          <w:sz w:val="22"/>
-          <w:szCs w:val="22"/>
-        </w:rPr>
-        <w:t>AX.GRID(TRUE, LINESTYLE=':', ALPHA=0.6)</w:t>
-      </w:r>
-    </w:p>
-    <w:p>
-      <w:pPr>
-        <w:pStyle w:val="Heading1"/>
-        <w:rPr>
-          <w:rFonts w:ascii="Cambria" w:hAnsi="Cambria"/>
-        </w:rPr>
-      </w:pPr>
-      <w:r>
-        <w:rPr>
-          <w:rFonts w:ascii="Cambria" w:hAnsi="Cambria"/>
-          <w:caps w:val="0"/>
-        </w:rPr>
-        <w:t xml:space="preserve">NAMING THE ENTIRE FIGURE </w:t>
-      </w:r>
-    </w:p>
-    <w:p>
-      <w:pPr>
-        <w:pStyle w:val="Heading2"/>
-        <w:rPr>
-          <w:rFonts w:ascii="Cambria" w:hAnsi="Cambria"/>
-          <w:sz w:val="22"/>
-          <w:szCs w:val="22"/>
-        </w:rPr>
-      </w:pPr>
-      <w:r>
-        <w:rPr>
-          <w:rFonts w:ascii="Cambria" w:hAnsi="Cambria"/>
-          <w:caps w:val="0"/>
-          <w:sz w:val="22"/>
-          <w:szCs w:val="22"/>
-        </w:rPr>
-        <w:t>FIGURE TITLE (NOT AXES TITLE)</w:t>
-      </w:r>
-    </w:p>
-    <w:p>
-      <w:pPr>
-        <w:rPr>
-          <w:rFonts w:ascii="Cambria" w:hAnsi="Cambria"/>
-          <w:caps/>
-          <w:spacing w:val="15"/>
-          <w:sz w:val="22"/>
-          <w:szCs w:val="22"/>
-        </w:rPr>
-      </w:pPr>
-      <w:r>
-        <w:rPr>
-          <w:rFonts w:ascii="Cambria" w:hAnsi="Cambria"/>
-          <w:spacing w:val="15"/>
-          <w:sz w:val="22"/>
-          <w:szCs w:val="22"/>
-        </w:rPr>
-        <w:t>FIG.SUPTITLE("MONTHLY SALES REPORT", FONTSIZE=16, FONTWEIGHT='BOLD')</w:t>
-      </w:r>
-    </w:p>
-    <w:p>
-      <w:pPr>
-        <w:rPr>
-          <w:rFonts w:ascii="Cambria" w:hAnsi="Cambria"/>
-          <w:caps/>
-          <w:spacing w:val="15"/>
-          <w:sz w:val="22"/>
-          <w:szCs w:val="22"/>
-        </w:rPr>
-      </w:pPr>
-      <w:r>
-        <w:rPr>
-          <w:rFonts w:ascii="Cambria" w:hAnsi="Cambria"/>
-          <w:spacing w:val="15"/>
-          <w:sz w:val="22"/>
-          <w:szCs w:val="22"/>
+        </w:rPr>
+      </w:pPr>
+      <w:r>
+        <w:rPr>
+          <w:rFonts w:ascii="Cambria" w:hAnsi="Cambria"/>
+          <w:spacing w:val="15"/>
         </w:rPr>
         <w:t>DIFFERENCE:</w:t>
       </w:r>
@@ -2098,16 +1738,12 @@
           <w:rFonts w:ascii="Cambria" w:hAnsi="Cambria"/>
           <w:caps/>
           <w:spacing w:val="15"/>
-          <w:sz w:val="22"/>
-          <w:szCs w:val="22"/>
-        </w:rPr>
-      </w:pPr>
-      <w:r>
-        <w:rPr>
-          <w:rFonts w:ascii="Cambria" w:hAnsi="Cambria"/>
-          <w:spacing w:val="15"/>
-          <w:sz w:val="22"/>
-          <w:szCs w:val="22"/>
+        </w:rPr>
+      </w:pPr>
+      <w:r>
+        <w:rPr>
+          <w:rFonts w:ascii="Cambria" w:hAnsi="Cambria"/>
+          <w:spacing w:val="15"/>
         </w:rPr>
         <w:t xml:space="preserve">AX.SET_TITLE() → TITLE FOR </w:t>
       </w:r>
@@ -2117,8 +1753,6 @@
           <w:b/>
           <w:bCs/>
           <w:spacing w:val="15"/>
-          <w:sz w:val="22"/>
-          <w:szCs w:val="22"/>
         </w:rPr>
         <w:t>ONE PLOT</w:t>
       </w:r>
@@ -2133,16 +1767,12 @@
           <w:rFonts w:ascii="Cambria" w:hAnsi="Cambria"/>
           <w:caps/>
           <w:spacing w:val="15"/>
-          <w:sz w:val="22"/>
-          <w:szCs w:val="22"/>
-        </w:rPr>
-      </w:pPr>
-      <w:r>
-        <w:rPr>
-          <w:rFonts w:ascii="Cambria" w:hAnsi="Cambria"/>
-          <w:spacing w:val="15"/>
-          <w:sz w:val="22"/>
-          <w:szCs w:val="22"/>
+        </w:rPr>
+      </w:pPr>
+      <w:r>
+        <w:rPr>
+          <w:rFonts w:ascii="Cambria" w:hAnsi="Cambria"/>
+          <w:spacing w:val="15"/>
         </w:rPr>
         <w:t xml:space="preserve">FIG.SUPTITLE() → TITLE FOR </w:t>
       </w:r>
@@ -2152,8 +1782,6 @@
           <w:b/>
           <w:bCs/>
           <w:spacing w:val="15"/>
-          <w:sz w:val="22"/>
-          <w:szCs w:val="22"/>
         </w:rPr>
         <w:t>ENTIRE FIGURE</w:t>
       </w:r>
@@ -2163,16 +1791,12 @@
         <w:pStyle w:val="Heading2"/>
         <w:rPr>
           <w:rFonts w:ascii="Cambria" w:hAnsi="Cambria"/>
-          <w:sz w:val="22"/>
-          <w:szCs w:val="22"/>
         </w:rPr>
       </w:pPr>
       <w:r>
         <w:rPr>
           <w:rFonts w:ascii="Cambria" w:hAnsi="Cambria"/>
           <w:caps w:val="0"/>
-          <w:sz w:val="22"/>
-          <w:szCs w:val="22"/>
         </w:rPr>
         <w:t>AXES TITLE (OPTIONAL BUT COMMON)</w:t>
       </w:r>
@@ -2183,16 +1807,12 @@
           <w:rFonts w:ascii="Cambria" w:hAnsi="Cambria"/>
           <w:caps/>
           <w:spacing w:val="15"/>
-          <w:sz w:val="22"/>
-          <w:szCs w:val="22"/>
-        </w:rPr>
-      </w:pPr>
-      <w:r>
-        <w:rPr>
-          <w:rFonts w:ascii="Cambria" w:hAnsi="Cambria"/>
-          <w:spacing w:val="15"/>
-          <w:sz w:val="22"/>
-          <w:szCs w:val="22"/>
+        </w:rPr>
+      </w:pPr>
+      <w:r>
+        <w:rPr>
+          <w:rFonts w:ascii="Cambria" w:hAnsi="Cambria"/>
+          <w:spacing w:val="15"/>
         </w:rPr>
         <w:t>AX.SET_TITLE("DAILY SALES TREND", FONTSIZE=12)</w:t>
       </w:r>
@@ -2202,16 +1822,12 @@
         <w:pStyle w:val="Heading2"/>
         <w:rPr>
           <w:rFonts w:ascii="Cambria" w:hAnsi="Cambria"/>
-          <w:sz w:val="22"/>
-          <w:szCs w:val="22"/>
         </w:rPr>
       </w:pPr>
       <w:r>
         <w:rPr>
           <w:rFonts w:ascii="Cambria" w:hAnsi="Cambria"/>
           <w:caps w:val="0"/>
-          <w:sz w:val="22"/>
-          <w:szCs w:val="22"/>
         </w:rPr>
         <w:t>LEGEND</w:t>
       </w:r>
@@ -2222,16 +1838,12 @@
           <w:rFonts w:ascii="Cambria" w:hAnsi="Cambria"/>
           <w:caps/>
           <w:spacing w:val="15"/>
-          <w:sz w:val="22"/>
-          <w:szCs w:val="22"/>
-        </w:rPr>
-      </w:pPr>
-      <w:r>
-        <w:rPr>
-          <w:rFonts w:ascii="Cambria" w:hAnsi="Cambria"/>
-          <w:spacing w:val="15"/>
-          <w:sz w:val="22"/>
-          <w:szCs w:val="22"/>
+        </w:rPr>
+      </w:pPr>
+      <w:r>
+        <w:rPr>
+          <w:rFonts w:ascii="Cambria" w:hAnsi="Cambria"/>
+          <w:spacing w:val="15"/>
         </w:rPr>
         <w:t>AX.LEGEND(LOC='UPPER LEFT')</w:t>
       </w:r>
@@ -2241,16 +1853,12 @@
         <w:pStyle w:val="Heading2"/>
         <w:rPr>
           <w:rFonts w:ascii="Cambria" w:hAnsi="Cambria"/>
-          <w:sz w:val="22"/>
-          <w:szCs w:val="22"/>
         </w:rPr>
       </w:pPr>
       <w:r>
         <w:rPr>
           <w:rFonts w:ascii="Cambria" w:hAnsi="Cambria"/>
           <w:caps w:val="0"/>
-          <w:sz w:val="22"/>
-          <w:szCs w:val="22"/>
         </w:rPr>
         <w:t>FIGURE STYLING (ADVANCED)</w:t>
       </w:r>
@@ -2260,16 +1868,12 @@
         <w:pStyle w:val="Heading3"/>
         <w:rPr>
           <w:rFonts w:ascii="Cambria" w:hAnsi="Cambria"/>
-          <w:sz w:val="22"/>
-          <w:szCs w:val="22"/>
         </w:rPr>
       </w:pPr>
       <w:r>
         <w:rPr>
           <w:rFonts w:ascii="Cambria" w:hAnsi="Cambria"/>
           <w:caps w:val="0"/>
-          <w:sz w:val="22"/>
-          <w:szCs w:val="22"/>
         </w:rPr>
         <w:t>BACKGROUND COLOR</w:t>
       </w:r>
@@ -2280,16 +1884,12 @@
           <w:rFonts w:ascii="Cambria" w:hAnsi="Cambria"/>
           <w:caps/>
           <w:spacing w:val="15"/>
-          <w:sz w:val="22"/>
-          <w:szCs w:val="22"/>
-        </w:rPr>
-      </w:pPr>
-      <w:r>
-        <w:rPr>
-          <w:rFonts w:ascii="Cambria" w:hAnsi="Cambria"/>
-          <w:spacing w:val="15"/>
-          <w:sz w:val="22"/>
-          <w:szCs w:val="22"/>
+        </w:rPr>
+      </w:pPr>
+      <w:r>
+        <w:rPr>
+          <w:rFonts w:ascii="Cambria" w:hAnsi="Cambria"/>
+          <w:spacing w:val="15"/>
         </w:rPr>
         <w:t>FIG.PATCH.SET_FACECOLOR('LIGHTGRAY')</w:t>
       </w:r>
@@ -2300,16 +1900,12 @@
           <w:rFonts w:ascii="Cambria" w:hAnsi="Cambria"/>
           <w:caps/>
           <w:spacing w:val="15"/>
-          <w:sz w:val="22"/>
-          <w:szCs w:val="22"/>
-        </w:rPr>
-      </w:pPr>
-      <w:r>
-        <w:rPr>
-          <w:rFonts w:ascii="Cambria" w:hAnsi="Cambria"/>
-          <w:spacing w:val="15"/>
-          <w:sz w:val="22"/>
-          <w:szCs w:val="22"/>
+        </w:rPr>
+      </w:pPr>
+      <w:r>
+        <w:rPr>
+          <w:rFonts w:ascii="Cambria" w:hAnsi="Cambria"/>
+          <w:spacing w:val="15"/>
         </w:rPr>
         <w:t>AX.SET_FACECOLOR('WHITE')</w:t>
       </w:r>
@@ -2319,16 +1915,12 @@
         <w:pStyle w:val="Heading3"/>
         <w:rPr>
           <w:rFonts w:ascii="Cambria" w:hAnsi="Cambria"/>
-          <w:sz w:val="22"/>
-          <w:szCs w:val="22"/>
         </w:rPr>
       </w:pPr>
       <w:r>
         <w:rPr>
           <w:rFonts w:ascii="Cambria" w:hAnsi="Cambria"/>
           <w:caps w:val="0"/>
-          <w:sz w:val="22"/>
-          <w:szCs w:val="22"/>
         </w:rPr>
         <w:t>BORDER STYLING</w:t>
       </w:r>
@@ -2339,16 +1931,12 @@
           <w:rFonts w:ascii="Cambria" w:hAnsi="Cambria"/>
           <w:caps/>
           <w:spacing w:val="15"/>
-          <w:sz w:val="22"/>
-          <w:szCs w:val="22"/>
-        </w:rPr>
-      </w:pPr>
-      <w:r>
-        <w:rPr>
-          <w:rFonts w:ascii="Cambria" w:hAnsi="Cambria"/>
-          <w:spacing w:val="15"/>
-          <w:sz w:val="22"/>
-          <w:szCs w:val="22"/>
+        </w:rPr>
+      </w:pPr>
+      <w:r>
+        <w:rPr>
+          <w:rFonts w:ascii="Cambria" w:hAnsi="Cambria"/>
+          <w:spacing w:val="15"/>
         </w:rPr>
         <w:t>FOR SPINE IN AX.SPINES.VALUES():</w:t>
       </w:r>
@@ -2359,16 +1947,12 @@
           <w:rFonts w:ascii="Cambria" w:hAnsi="Cambria"/>
           <w:caps/>
           <w:spacing w:val="15"/>
-          <w:sz w:val="22"/>
-          <w:szCs w:val="22"/>
-        </w:rPr>
-      </w:pPr>
-      <w:r>
-        <w:rPr>
-          <w:rFonts w:ascii="Cambria" w:hAnsi="Cambria"/>
-          <w:spacing w:val="15"/>
-          <w:sz w:val="22"/>
-          <w:szCs w:val="22"/>
+        </w:rPr>
+      </w:pPr>
+      <w:r>
+        <w:rPr>
+          <w:rFonts w:ascii="Cambria" w:hAnsi="Cambria"/>
+          <w:spacing w:val="15"/>
         </w:rPr>
         <w:t xml:space="preserve">    SPINE.SET_LINEWIDTH(1.5)</w:t>
       </w:r>
@@ -2378,16 +1962,12 @@
         <w:pStyle w:val="Heading3"/>
         <w:rPr>
           <w:rFonts w:ascii="Cambria" w:hAnsi="Cambria"/>
-          <w:sz w:val="22"/>
-          <w:szCs w:val="22"/>
         </w:rPr>
       </w:pPr>
       <w:r>
         <w:rPr>
           <w:rFonts w:ascii="Cambria" w:hAnsi="Cambria"/>
           <w:caps w:val="0"/>
-          <w:sz w:val="22"/>
-          <w:szCs w:val="22"/>
         </w:rPr>
         <w:t>TICK STYLING</w:t>
       </w:r>
@@ -2398,16 +1978,12 @@
           <w:rFonts w:ascii="Cambria" w:hAnsi="Cambria"/>
           <w:caps/>
           <w:spacing w:val="15"/>
-          <w:sz w:val="22"/>
-          <w:szCs w:val="22"/>
-        </w:rPr>
-      </w:pPr>
-      <w:r>
-        <w:rPr>
-          <w:rFonts w:ascii="Cambria" w:hAnsi="Cambria"/>
-          <w:spacing w:val="15"/>
-          <w:sz w:val="22"/>
-          <w:szCs w:val="22"/>
+        </w:rPr>
+      </w:pPr>
+      <w:r>
+        <w:rPr>
+          <w:rFonts w:ascii="Cambria" w:hAnsi="Cambria"/>
+          <w:spacing w:val="15"/>
         </w:rPr>
         <w:t>AX.TICK_PARAMS(AXIS='BOTH', LABELSIZE=10, COLORS='BLACK')</w:t>
       </w:r>
@@ -2417,18 +1993,13 @@
         <w:pStyle w:val="Heading2"/>
         <w:rPr>
           <w:rFonts w:ascii="Cambria" w:hAnsi="Cambria"/>
-          <w:sz w:val="22"/>
-          <w:szCs w:val="22"/>
         </w:rPr>
       </w:pPr>
       <w:r>
         <w:rPr>
           <w:rFonts w:ascii="Cambria" w:hAnsi="Cambria"/>
           <w:caps w:val="0"/>
-          <w:sz w:val="22"/>
-          <w:szCs w:val="22"/>
-        </w:rPr>
-        <w:lastRenderedPageBreak/>
+        </w:rPr>
         <w:t xml:space="preserve">LAYOUT ADJUSTMENT </w:t>
       </w:r>
     </w:p>
@@ -2438,16 +2009,12 @@
           <w:rFonts w:ascii="Cambria" w:hAnsi="Cambria"/>
           <w:caps/>
           <w:spacing w:val="15"/>
-          <w:sz w:val="22"/>
-          <w:szCs w:val="22"/>
-        </w:rPr>
-      </w:pPr>
-      <w:r>
-        <w:rPr>
-          <w:rFonts w:ascii="Cambria" w:hAnsi="Cambria"/>
-          <w:spacing w:val="15"/>
-          <w:sz w:val="22"/>
-          <w:szCs w:val="22"/>
+        </w:rPr>
+      </w:pPr>
+      <w:r>
+        <w:rPr>
+          <w:rFonts w:ascii="Cambria" w:hAnsi="Cambria"/>
+          <w:spacing w:val="15"/>
         </w:rPr>
         <w:t>PLT.TIGHT_LAYOUT()</w:t>
       </w:r>
@@ -2458,16 +2025,12 @@
           <w:rFonts w:ascii="Cambria" w:hAnsi="Cambria"/>
           <w:caps/>
           <w:spacing w:val="15"/>
-          <w:sz w:val="22"/>
-          <w:szCs w:val="22"/>
-        </w:rPr>
-      </w:pPr>
-      <w:r>
-        <w:rPr>
-          <w:rFonts w:ascii="Cambria" w:hAnsi="Cambria"/>
-          <w:spacing w:val="15"/>
-          <w:sz w:val="22"/>
-          <w:szCs w:val="22"/>
+        </w:rPr>
+      </w:pPr>
+      <w:r>
+        <w:rPr>
+          <w:rFonts w:ascii="Cambria" w:hAnsi="Cambria"/>
+          <w:spacing w:val="15"/>
         </w:rPr>
         <w:t>NEEDED WHEN</w:t>
       </w:r>
@@ -2482,16 +2045,12 @@
           <w:rFonts w:ascii="Cambria" w:hAnsi="Cambria"/>
           <w:caps/>
           <w:spacing w:val="15"/>
-          <w:sz w:val="22"/>
-          <w:szCs w:val="22"/>
-        </w:rPr>
-      </w:pPr>
-      <w:r>
-        <w:rPr>
-          <w:rFonts w:ascii="Cambria" w:hAnsi="Cambria"/>
-          <w:spacing w:val="15"/>
-          <w:sz w:val="22"/>
-          <w:szCs w:val="22"/>
+        </w:rPr>
+      </w:pPr>
+      <w:r>
+        <w:rPr>
+          <w:rFonts w:ascii="Cambria" w:hAnsi="Cambria"/>
+          <w:spacing w:val="15"/>
         </w:rPr>
         <w:t>LABELS OVERLAP</w:t>
       </w:r>
@@ -2506,16 +2065,12 @@
           <w:rFonts w:ascii="Cambria" w:hAnsi="Cambria"/>
           <w:caps/>
           <w:spacing w:val="15"/>
-          <w:sz w:val="22"/>
-          <w:szCs w:val="22"/>
-        </w:rPr>
-      </w:pPr>
-      <w:r>
-        <w:rPr>
-          <w:rFonts w:ascii="Cambria" w:hAnsi="Cambria"/>
-          <w:spacing w:val="15"/>
-          <w:sz w:val="22"/>
-          <w:szCs w:val="22"/>
+        </w:rPr>
+      </w:pPr>
+      <w:r>
+        <w:rPr>
+          <w:rFonts w:ascii="Cambria" w:hAnsi="Cambria"/>
+          <w:spacing w:val="15"/>
         </w:rPr>
         <w:t>FIGURE TITLE OVERLAPS PLOTS</w:t>
       </w:r>
@@ -2525,17 +2080,14 @@
         <w:pStyle w:val="Heading2"/>
         <w:rPr>
           <w:rFonts w:ascii="Cambria" w:hAnsi="Cambria"/>
-          <w:sz w:val="22"/>
-          <w:szCs w:val="22"/>
         </w:rPr>
       </w:pPr>
       <w:r>
         <w:rPr>
           <w:rFonts w:ascii="Cambria" w:hAnsi="Cambria"/>
           <w:caps w:val="0"/>
-          <w:sz w:val="22"/>
-          <w:szCs w:val="22"/>
-        </w:rPr>
+        </w:rPr>
+        <w:lastRenderedPageBreak/>
         <w:t xml:space="preserve">SAVE FIGURE </w:t>
       </w:r>
     </w:p>
@@ -2545,16 +2097,12 @@
           <w:rFonts w:ascii="Cambria" w:hAnsi="Cambria"/>
           <w:caps/>
           <w:spacing w:val="15"/>
-          <w:sz w:val="22"/>
-          <w:szCs w:val="22"/>
-        </w:rPr>
-      </w:pPr>
-      <w:r>
-        <w:rPr>
-          <w:rFonts w:ascii="Cambria" w:hAnsi="Cambria"/>
-          <w:spacing w:val="15"/>
-          <w:sz w:val="22"/>
-          <w:szCs w:val="22"/>
+        </w:rPr>
+      </w:pPr>
+      <w:r>
+        <w:rPr>
+          <w:rFonts w:ascii="Cambria" w:hAnsi="Cambria"/>
+          <w:spacing w:val="15"/>
         </w:rPr>
         <w:t>PLT.SAVEFIG("SALES_REPORT.PNG", DPI=300)</w:t>
       </w:r>
@@ -2564,16 +2112,12 @@
         <w:pStyle w:val="Heading2"/>
         <w:rPr>
           <w:rFonts w:ascii="Cambria" w:hAnsi="Cambria"/>
-          <w:sz w:val="22"/>
-          <w:szCs w:val="22"/>
         </w:rPr>
       </w:pPr>
       <w:r>
         <w:rPr>
           <w:rFonts w:ascii="Cambria" w:hAnsi="Cambria"/>
           <w:caps w:val="0"/>
-          <w:sz w:val="22"/>
-          <w:szCs w:val="22"/>
         </w:rPr>
         <w:t>DISPLAY PLOT</w:t>
       </w:r>
@@ -2584,16 +2128,12 @@
           <w:rFonts w:ascii="Cambria" w:hAnsi="Cambria"/>
           <w:caps/>
           <w:spacing w:val="15"/>
-          <w:sz w:val="22"/>
-          <w:szCs w:val="22"/>
-        </w:rPr>
-      </w:pPr>
-      <w:r>
-        <w:rPr>
-          <w:rFonts w:ascii="Cambria" w:hAnsi="Cambria"/>
-          <w:spacing w:val="15"/>
-          <w:sz w:val="22"/>
-          <w:szCs w:val="22"/>
+        </w:rPr>
+      </w:pPr>
+      <w:r>
+        <w:rPr>
+          <w:rFonts w:ascii="Cambria" w:hAnsi="Cambria"/>
+          <w:spacing w:val="15"/>
         </w:rPr>
         <w:t>PLT.SHOW()</w:t>
       </w:r>
@@ -2603,12 +2143,16 @@
         <w:pStyle w:val="Heading1"/>
         <w:rPr>
           <w:rFonts w:ascii="Cambria" w:hAnsi="Cambria"/>
+          <w:sz w:val="20"/>
+          <w:szCs w:val="20"/>
         </w:rPr>
       </w:pPr>
       <w:r>
         <w:rPr>
           <w:rFonts w:ascii="Cambria" w:hAnsi="Cambria"/>
           <w:caps w:val="0"/>
+          <w:sz w:val="20"/>
+          <w:szCs w:val="20"/>
         </w:rPr>
         <w:t>COMPLETE LIFE CYCLE (ONE LINE MEMORY)</w:t>
       </w:r>
@@ -2619,8 +2163,6 @@
           <w:rFonts w:ascii="Cambria" w:hAnsi="Cambria"/>
           <w:caps/>
           <w:spacing w:val="15"/>
-          <w:sz w:val="22"/>
-          <w:szCs w:val="22"/>
         </w:rPr>
       </w:pPr>
       <w:r>
@@ -2629,8 +2171,6 @@
           <w:b/>
           <w:bCs/>
           <w:spacing w:val="15"/>
-          <w:sz w:val="22"/>
-          <w:szCs w:val="22"/>
         </w:rPr>
         <w:t>IMPORT → DATA → FIGURE/AXES → PLOT → CUSTOMIZE AXES → FIGURE TITLE → STYLE → LAYOUT → SAVE → SHOW</w:t>
       </w:r>
@@ -2639,8 +2179,6 @@
       <w:pPr>
         <w:rPr>
           <w:rFonts w:ascii="Cambria" w:hAnsi="Cambria"/>
-          <w:sz w:val="22"/>
-          <w:szCs w:val="22"/>
         </w:rPr>
       </w:pPr>
     </w:p>
@@ -4331,6 +3869,7 @@
   <w:style w:type="character" w:default="1" w:styleId="DefaultParagraphFont">
     <w:name w:val="Default Paragraph Font"/>
     <w:uiPriority w:val="1"/>
+    <w:semiHidden/>
     <w:unhideWhenUsed/>
   </w:style>
   <w:style w:type="table" w:default="1" w:styleId="TableNormal">
